--- a/Physical Diagnosis 2 Exam 1/pd2-cardiac-osce-chart.docx
+++ b/Physical Diagnosis 2 Exam 1/pd2-cardiac-osce-chart.docx
@@ -1642,7 +1642,21 @@
                 <w:i w:val="0"/>
                 <w:sz w:val="18"/>
               </w:rPr>
-              <w:t>What the 12-lead electrocardiogram shows</w:t>
+              <w:t>12-lead electrocardiogram</w:t>
+            </w:r>
+            <w:r>
+              <w:rPr>
+                <w:sz w:val="18"/>
+              </w:rPr>
+              <w:br/>
+            </w:r>
+            <w:r>
+              <w:rPr>
+                <w:b w:val="0"/>
+                <w:i w:val="0"/>
+                <w:sz w:val="18"/>
+              </w:rPr>
+              <w:t>Primary hypertension</w:t>
             </w:r>
             <w:r>
               <w:rPr>
@@ -2809,7 +2823,21 @@
                 <w:i w:val="0"/>
                 <w:sz w:val="18"/>
               </w:rPr>
-              <w:t>What the 12-lead electrocardiogram shows</w:t>
+              <w:t>12-lead electrocardiogram</w:t>
+            </w:r>
+            <w:r>
+              <w:rPr>
+                <w:sz w:val="18"/>
+              </w:rPr>
+              <w:br/>
+            </w:r>
+            <w:r>
+              <w:rPr>
+                <w:b w:val="0"/>
+                <w:i w:val="0"/>
+                <w:sz w:val="18"/>
+              </w:rPr>
+              <w:t>Peripheral artery disease</w:t>
             </w:r>
             <w:r>
               <w:rPr>
@@ -3584,7 +3612,21 @@
                 <w:i w:val="0"/>
                 <w:sz w:val="18"/>
               </w:rPr>
-              <w:t>What the 12-lead electrocardiogram shows</w:t>
+              <w:t>12-lead electrocardiogram</w:t>
+            </w:r>
+            <w:r>
+              <w:rPr>
+                <w:sz w:val="18"/>
+              </w:rPr>
+              <w:br/>
+            </w:r>
+            <w:r>
+              <w:rPr>
+                <w:b w:val="0"/>
+                <w:i w:val="0"/>
+                <w:sz w:val="18"/>
+              </w:rPr>
+              <w:t>Chronic heart failure</w:t>
             </w:r>
             <w:r>
               <w:rPr>
@@ -4215,15 +4257,29 @@
                 <w:i w:val="0"/>
                 <w:sz w:val="18"/>
               </w:rPr>
-              <w:t>What the 12-lead electrocardiogram shows</w:t>
-            </w:r>
-            <w:r>
-              <w:rPr>
-                <w:b/>
-                <w:i w:val="0"/>
-                <w:sz w:val="18"/>
-              </w:rPr>
-              <w:t>Premature ventricular contractions in bigeminy</w:t>
+              <w:t>12-lead electrocardiogram</w:t>
+            </w:r>
+            <w:r>
+              <w:rPr>
+                <w:sz w:val="18"/>
+              </w:rPr>
+              <w:br/>
+            </w:r>
+            <w:r>
+              <w:rPr>
+                <w:b w:val="0"/>
+                <w:i w:val="0"/>
+                <w:sz w:val="18"/>
+              </w:rPr>
+              <w:t>Premature ventricular contractions</w:t>
+            </w:r>
+            <w:r>
+              <w:rPr>
+                <w:b/>
+                <w:i w:val="0"/>
+                <w:sz w:val="18"/>
+              </w:rPr>
+              <w:t>Bigeminy: every other beat is premature</w:t>
             </w:r>
             <w:r>
               <w:rPr>
@@ -4838,7 +4894,21 @@
                 <w:i w:val="0"/>
                 <w:sz w:val="18"/>
               </w:rPr>
-              <w:t>What the 12-lead electrocardiogram shows</w:t>
+              <w:t>12-lead electrocardiogram</w:t>
+            </w:r>
+            <w:r>
+              <w:rPr>
+                <w:sz w:val="18"/>
+              </w:rPr>
+              <w:br/>
+            </w:r>
+            <w:r>
+              <w:rPr>
+                <w:b w:val="0"/>
+                <w:i w:val="0"/>
+                <w:sz w:val="18"/>
+              </w:rPr>
+              <w:t>Vasovagal syncope</w:t>
             </w:r>
             <w:r>
               <w:rPr>
@@ -5493,7 +5563,21 @@
                 <w:i w:val="0"/>
                 <w:sz w:val="18"/>
               </w:rPr>
-              <w:t>What the 12-lead electrocardiogram shows</w:t>
+              <w:t>12-lead electrocardiogram</w:t>
+            </w:r>
+            <w:r>
+              <w:rPr>
+                <w:sz w:val="18"/>
+              </w:rPr>
+              <w:br/>
+            </w:r>
+            <w:r>
+              <w:rPr>
+                <w:b w:val="0"/>
+                <w:i w:val="0"/>
+                <w:sz w:val="18"/>
+              </w:rPr>
+              <w:t>Mitral regurgitation</w:t>
             </w:r>
             <w:r>
               <w:rPr>
@@ -6116,7 +6200,21 @@
                 <w:i w:val="0"/>
                 <w:sz w:val="18"/>
               </w:rPr>
-              <w:t>What the 12-lead electrocardiogram shows</w:t>
+              <w:t>12-lead electrocardiogram</w:t>
+            </w:r>
+            <w:r>
+              <w:rPr>
+                <w:sz w:val="18"/>
+              </w:rPr>
+              <w:br/>
+            </w:r>
+            <w:r>
+              <w:rPr>
+                <w:b w:val="0"/>
+                <w:i w:val="0"/>
+                <w:sz w:val="18"/>
+              </w:rPr>
+              <w:t>Mitral valve prolapse</w:t>
             </w:r>
             <w:r>
               <w:rPr>
@@ -6787,7 +6885,21 @@
                 <w:i w:val="0"/>
                 <w:sz w:val="18"/>
               </w:rPr>
-              <w:t>What the 12-lead electrocardiogram shows</w:t>
+              <w:t>12-lead electrocardiogram</w:t>
+            </w:r>
+            <w:r>
+              <w:rPr>
+                <w:sz w:val="18"/>
+              </w:rPr>
+              <w:br/>
+            </w:r>
+            <w:r>
+              <w:rPr>
+                <w:b w:val="0"/>
+                <w:i w:val="0"/>
+                <w:sz w:val="18"/>
+              </w:rPr>
+              <w:t>Orthostatic hypotension</w:t>
             </w:r>
             <w:r>
               <w:rPr>
@@ -7886,7 +7998,21 @@
                 <w:i w:val="0"/>
                 <w:sz w:val="18"/>
               </w:rPr>
-              <w:t>What the 12-lead electrocardiogram shows</w:t>
+              <w:t>12-lead electrocardiogram</w:t>
+            </w:r>
+            <w:r>
+              <w:rPr>
+                <w:sz w:val="18"/>
+              </w:rPr>
+              <w:br/>
+            </w:r>
+            <w:r>
+              <w:rPr>
+                <w:b w:val="0"/>
+                <w:i w:val="0"/>
+                <w:sz w:val="18"/>
+              </w:rPr>
+              <w:t>Stable angina</w:t>
             </w:r>
             <w:r>
               <w:rPr>
@@ -8525,15 +8651,29 @@
                 <w:i w:val="0"/>
                 <w:sz w:val="18"/>
               </w:rPr>
-              <w:t>What the 12-lead electrocardiogram shows</w:t>
-            </w:r>
-            <w:r>
-              <w:rPr>
-                <w:b/>
-                <w:i w:val="0"/>
-                <w:sz w:val="18"/>
-              </w:rPr>
-              <w:t>Atrial fibrillation, rate controlled</w:t>
+              <w:t>12-lead electrocardiogram</w:t>
+            </w:r>
+            <w:r>
+              <w:rPr>
+                <w:sz w:val="18"/>
+              </w:rPr>
+              <w:br/>
+            </w:r>
+            <w:r>
+              <w:rPr>
+                <w:b w:val="0"/>
+                <w:i w:val="0"/>
+                <w:sz w:val="18"/>
+              </w:rPr>
+              <w:t>Atrial fibrillation</w:t>
+            </w:r>
+            <w:r>
+              <w:rPr>
+                <w:b/>
+                <w:i w:val="0"/>
+                <w:sz w:val="18"/>
+              </w:rPr>
+              <w:t>Rate controlled, at about 90 a minute</w:t>
             </w:r>
             <w:r>
               <w:rPr>
@@ -9788,15 +9928,29 @@
                 <w:i w:val="0"/>
                 <w:sz w:val="18"/>
               </w:rPr>
-              <w:t>What the 12-lead electrocardiogram shows</w:t>
-            </w:r>
-            <w:r>
-              <w:rPr>
-                <w:b/>
-                <w:i w:val="0"/>
-                <w:sz w:val="18"/>
-              </w:rPr>
-              <w:t>Extreme left ventricular hypertrophy from severe aortic stenosis</w:t>
+              <w:t>12-lead electrocardiogram</w:t>
+            </w:r>
+            <w:r>
+              <w:rPr>
+                <w:sz w:val="18"/>
+              </w:rPr>
+              <w:br/>
+            </w:r>
+            <w:r>
+              <w:rPr>
+                <w:b w:val="0"/>
+                <w:i w:val="0"/>
+                <w:sz w:val="18"/>
+              </w:rPr>
+              <w:t>Aortic stenosis</w:t>
+            </w:r>
+            <w:r>
+              <w:rPr>
+                <w:b/>
+                <w:i w:val="0"/>
+                <w:sz w:val="18"/>
+              </w:rPr>
+              <w:t>Extreme left ventricular hypertrophy from severe stenosis</w:t>
             </w:r>
             <w:r>
               <w:rPr>
@@ -10515,15 +10669,29 @@
                 <w:i w:val="0"/>
                 <w:sz w:val="18"/>
               </w:rPr>
-              <w:t>What the 12-lead electrocardiogram shows</w:t>
-            </w:r>
-            <w:r>
-              <w:rPr>
-                <w:b/>
-                <w:i w:val="0"/>
-                <w:sz w:val="18"/>
-              </w:rPr>
-              <w:t>Pericarditis: diffuse ST elevation with PR depression</w:t>
+              <w:t>12-lead electrocardiogram</w:t>
+            </w:r>
+            <w:r>
+              <w:rPr>
+                <w:sz w:val="18"/>
+              </w:rPr>
+              <w:br/>
+            </w:r>
+            <w:r>
+              <w:rPr>
+                <w:b w:val="0"/>
+                <w:i w:val="0"/>
+                <w:sz w:val="18"/>
+              </w:rPr>
+              <w:t>Acute pericarditis</w:t>
+            </w:r>
+            <w:r>
+              <w:rPr>
+                <w:b/>
+                <w:i w:val="0"/>
+                <w:sz w:val="18"/>
+              </w:rPr>
+              <w:t>Diffuse ST elevation with PR depression</w:t>
             </w:r>
             <w:r>
               <w:rPr>
@@ -11218,15 +11386,29 @@
                 <w:i w:val="0"/>
                 <w:sz w:val="18"/>
               </w:rPr>
-              <w:t>What the 12-lead electrocardiogram shows</w:t>
-            </w:r>
-            <w:r>
-              <w:rPr>
-                <w:b/>
-                <w:i w:val="0"/>
-                <w:sz w:val="18"/>
-              </w:rPr>
-              <w:t>Hypertrophic cardiomyopathy (a woman with the obstructive form)</w:t>
+              <w:t>12-lead electrocardiogram</w:t>
+            </w:r>
+            <w:r>
+              <w:rPr>
+                <w:sz w:val="18"/>
+              </w:rPr>
+              <w:br/>
+            </w:r>
+            <w:r>
+              <w:rPr>
+                <w:b w:val="0"/>
+                <w:i w:val="0"/>
+                <w:sz w:val="18"/>
+              </w:rPr>
+              <w:t>Hypertrophic cardiomyopathy</w:t>
+            </w:r>
+            <w:r>
+              <w:rPr>
+                <w:b/>
+                <w:i w:val="0"/>
+                <w:sz w:val="18"/>
+              </w:rPr>
+              <w:t>A woman with the obstructive form</w:t>
             </w:r>
             <w:r>
               <w:rPr>
@@ -12455,15 +12637,29 @@
                 <w:i w:val="0"/>
                 <w:sz w:val="18"/>
               </w:rPr>
-              <w:t>What the 12-lead electrocardiogram shows</w:t>
-            </w:r>
-            <w:r>
-              <w:rPr>
-                <w:b/>
-                <w:i w:val="0"/>
-                <w:sz w:val="18"/>
-              </w:rPr>
-              <w:t>ST-elevation myocardial infarction, anteroseptal</w:t>
+              <w:t>12-lead electrocardiogram</w:t>
+            </w:r>
+            <w:r>
+              <w:rPr>
+                <w:sz w:val="18"/>
+              </w:rPr>
+              <w:br/>
+            </w:r>
+            <w:r>
+              <w:rPr>
+                <w:b w:val="0"/>
+                <w:i w:val="0"/>
+                <w:sz w:val="18"/>
+              </w:rPr>
+              <w:t>Acute coronary syndrome</w:t>
+            </w:r>
+            <w:r>
+              <w:rPr>
+                <w:b/>
+                <w:i w:val="0"/>
+                <w:sz w:val="18"/>
+              </w:rPr>
+              <w:t>Anteroseptal ST-elevation myocardial infarction</w:t>
             </w:r>
             <w:r>
               <w:rPr>
@@ -13126,7 +13322,21 @@
                 <w:i w:val="0"/>
                 <w:sz w:val="18"/>
               </w:rPr>
-              <w:t>What the 12-lead electrocardiogram shows</w:t>
+              <w:t>12-lead electrocardiogram</w:t>
+            </w:r>
+            <w:r>
+              <w:rPr>
+                <w:sz w:val="18"/>
+              </w:rPr>
+              <w:br/>
+            </w:r>
+            <w:r>
+              <w:rPr>
+                <w:b w:val="0"/>
+                <w:i w:val="0"/>
+                <w:sz w:val="18"/>
+              </w:rPr>
+              <w:t>Aortic dissection</w:t>
             </w:r>
             <w:r>
               <w:rPr>
@@ -13757,15 +13967,29 @@
                 <w:i w:val="0"/>
                 <w:sz w:val="18"/>
               </w:rPr>
-              <w:t>What the 12-lead electrocardiogram shows</w:t>
-            </w:r>
-            <w:r>
-              <w:rPr>
-                <w:b/>
-                <w:i w:val="0"/>
-                <w:sz w:val="18"/>
-              </w:rPr>
-              <w:t>Tamponade: low voltage and electrical alternans</w:t>
+              <w:t>12-lead electrocardiogram</w:t>
+            </w:r>
+            <w:r>
+              <w:rPr>
+                <w:sz w:val="18"/>
+              </w:rPr>
+              <w:br/>
+            </w:r>
+            <w:r>
+              <w:rPr>
+                <w:b w:val="0"/>
+                <w:i w:val="0"/>
+                <w:sz w:val="18"/>
+              </w:rPr>
+              <w:t>Cardiac tamponade</w:t>
+            </w:r>
+            <w:r>
+              <w:rPr>
+                <w:b/>
+                <w:i w:val="0"/>
+                <w:sz w:val="18"/>
+              </w:rPr>
+              <w:t>Low voltage and electrical alternans</w:t>
             </w:r>
             <w:r>
               <w:rPr>
@@ -14372,15 +14596,29 @@
                 <w:i w:val="0"/>
                 <w:sz w:val="18"/>
               </w:rPr>
-              <w:t>What the 12-lead electrocardiogram shows</w:t>
-            </w:r>
-            <w:r>
-              <w:rPr>
-                <w:b/>
-                <w:i w:val="0"/>
-                <w:sz w:val="18"/>
-              </w:rPr>
-              <w:t>Monomorphic ventricular tachycardia</w:t>
+              <w:t>12-lead electrocardiogram</w:t>
+            </w:r>
+            <w:r>
+              <w:rPr>
+                <w:sz w:val="18"/>
+              </w:rPr>
+              <w:br/>
+            </w:r>
+            <w:r>
+              <w:rPr>
+                <w:b w:val="0"/>
+                <w:i w:val="0"/>
+                <w:sz w:val="18"/>
+              </w:rPr>
+              <w:t>Ventricular tachycardia</w:t>
+            </w:r>
+            <w:r>
+              <w:rPr>
+                <w:b/>
+                <w:i w:val="0"/>
+                <w:sz w:val="18"/>
+              </w:rPr>
+              <w:t>Monomorphic: every beat the same shape</w:t>
             </w:r>
             <w:r>
               <w:rPr>
@@ -15099,7 +15337,21 @@
                 <w:i w:val="0"/>
                 <w:sz w:val="18"/>
               </w:rPr>
-              <w:t>What the 12-lead electrocardiogram shows</w:t>
+              <w:t>12-lead electrocardiogram</w:t>
+            </w:r>
+            <w:r>
+              <w:rPr>
+                <w:sz w:val="18"/>
+              </w:rPr>
+              <w:br/>
+            </w:r>
+            <w:r>
+              <w:rPr>
+                <w:b w:val="0"/>
+                <w:i w:val="0"/>
+                <w:sz w:val="18"/>
+              </w:rPr>
+              <w:t>Hypertensive emergency</w:t>
             </w:r>
             <w:r>
               <w:rPr>

--- a/Physical Diagnosis 2 Exam 1/pd2-cardiac-osce-chart.docx
+++ b/Physical Diagnosis 2 Exam 1/pd2-cardiac-osce-chart.docx
@@ -1536,7 +1536,7 @@
                 <w:i w:val="0"/>
                 <w:sz w:val="18"/>
               </w:rPr>
-              <w:t>, ideally in one pill — a thiazide-type diuretic (chlorthalidone preferred), an angiotensin-converting enzyme inhibitor or angiotensin receptor blocker (never both), or a dihydropyridine calcium channel blocker (amlodipine).</w:t>
+              <w:t>, ideally in one pill — a thiazide-type diuretic (chlorthalidone preferred), an angiotensin-converting enzyme inhibitor (lisinopril) or angiotensin receptor blocker (losartan), never both, or a dihydropyridine calcium channel blocker (amlodipine).</w:t>
             </w:r>
             <w:r>
               <w:rPr>
@@ -2693,7 +2693,7 @@
                 <w:i w:val="0"/>
                 <w:sz w:val="18"/>
               </w:rPr>
-              <w:t xml:space="preserve"> (30 to 45 minutes, three times a week). Antiplatelet therapy (aspirin or clopidogrel) and cilostazol; a statin. Revascularization (angioplasty with or without a stent, atherectomy, bypass, endarterectomy) when claudication stays disabling despite exercise and drugs. Rest pain, a nonhealing ulcer or gangrene → vascular surgery.</w:t>
+              <w:t xml:space="preserve"> (30 to 45 minutes, three times a week). Antiplatelet therapy (aspirin or clopidogrel) and cilostazol; a statin (simvastatin or pravastatin). Revascularization (angioplasty with or without a stent, atherectomy, bypass, endarterectomy) when claudication stays disabling despite exercise and drugs. Rest pain, a nonhealing ulcer or gangrene → vascular surgery.</w:t>
             </w:r>
             <w:r>
               <w:rPr>
@@ -2970,7 +2970,7 @@
                 <w:i w:val="0"/>
                 <w:sz w:val="18"/>
               </w:rPr>
-              <w:t>Clinical Medicine Lecture 25 Heart Failure (Carter) · slides 5, 6, 8–10, 18, 24, 26, 29, 30, 32–34, 38–40, 52–54, 56 · Clinical Medicine Lecture 20 Hypertension slides 20, 57 · Clinical Medicine Lecture 26 Venous Disorders (Shah) slides 14, 26–29 · Physical Diagnosis 2 Cardiovascular slides 7, 8, 20, 23, 40, 42, 88, 89</w:t>
+              <w:t>Clinical Medicine Lecture 25 Heart Failure (Carter) · slides 5, 6, 8–10, 18, 24, 26, 29, 30, 32–34, 38–40, 52–54, 56 · Clinical Medicine Lecture 20 Hypertension slides 20, 57 · Clinical Medicine Lecture 26 Venous Disorders (Shah) slides 14, 26–29 · Physical Diagnosis 2 Cardiovascular slides 7, 8, 20, 23, 40, 42, 88, 89 · Pharm Antihypertensives slide 70</w:t>
             </w:r>
           </w:p>
         </w:tc>
@@ -3458,7 +3458,7 @@
                 <w:i w:val="0"/>
                 <w:sz w:val="18"/>
               </w:rPr>
-              <w:t xml:space="preserve">. Reduced (≤40%): an angiotensin receptor-neprilysin inhibitor (sacubitril-valsartan) or an angiotensin-converting enzyme inhibitor or angiotensin receptor blocker, a </w:t>
+              <w:t xml:space="preserve">. Reduced (≤40%): an angiotensin receptor-neprilysin inhibitor (sacubitril-valsartan) or an angiotensin-converting enzyme inhibitor (lisinopril) or angiotensin receptor blocker (losartan), a </w:t>
             </w:r>
             <w:r>
               <w:rPr>
@@ -3474,7 +3474,7 @@
                 <w:i w:val="0"/>
                 <w:sz w:val="18"/>
               </w:rPr>
-              <w:t xml:space="preserve">, a mineralocorticoid receptor antagonist (spironolactone), a sodium-glucose cotransporter 2 inhibitor (dapagliflozin) and a loop diuretic (furosemide) as needed; hydralazine with isosorbide dinitrate for African American patients in New York Heart Association class III–IV; </w:t>
+              <w:t xml:space="preserve"> (carvedilol, metoprolol succinate or bisoprolol), a mineralocorticoid receptor antagonist (spironolactone), a sodium-glucose cotransporter 2 inhibitor (dapagliflozin) and a loop diuretic (furosemide) as needed; hydralazine with isosorbide dinitrate for African American patients in New York Heart Association class III–IV; </w:t>
             </w:r>
             <w:r>
               <w:rPr>
@@ -3759,7 +3759,7 @@
                 <w:i w:val="0"/>
                 <w:sz w:val="18"/>
               </w:rPr>
-              <w:t>Clinical Medicine Lecture 30 Arrhythmias II: Blocks and Ventriculars (Elwaya) · slides 33, 35, 36, 40 · Clinical Medicine Lecture 29 slides 46, 54, 56 · Physical Diagnosis 2 Cardiovascular slides 6, 30, 99</w:t>
+              <w:t>Clinical Medicine Lecture 30 Arrhythmias II: Blocks and Ventriculars (Elwaya) · slides 33, 35, 36, 40 · Clinical Medicine Lecture 29 slides 46, 54, 56 · Physical Diagnosis 2 Cardiovascular slides 6, 30, 99 · Pharm Antiarrhythmics slides 27, 29</w:t>
             </w:r>
           </w:p>
         </w:tc>
@@ -4127,7 +4127,7 @@
                 <w:i w:val="0"/>
                 <w:sz w:val="18"/>
               </w:rPr>
-              <w:t>, catheter ablation if refractory or not tolerated. High-risk (burden over 15%, induced cardiomyopathy, structural or conduction disease, past syncope) → beta blocker and optimized treatment of the heart disease, or ablation for an isolated induced cardiomyopathy with heart failure; refer to cardiology.</w:t>
+              <w:t xml:space="preserve"> (metoprolol), catheter ablation if refractory or not tolerated. High-risk (burden over 15%, induced cardiomyopathy, structural or conduction disease, past syncope) → beta blocker and optimized treatment of the heart disease, or ablation for an isolated induced cardiomyopathy with heart failure; refer to cardiology.</w:t>
             </w:r>
             <w:r>
               <w:rPr>
@@ -7436,7 +7436,7 @@
                 <w:i w:val="0"/>
                 <w:sz w:val="18"/>
               </w:rPr>
-              <w:t>Clinical Medicine Lecture 24 Coronary Artery Disease · slides 22–23, 27–32, 35, 37–41, 45–46, 72a, 79 · Clinical Medicine Lecture 23 Valvular Heart Disease slides 16–17 · Physical Diagnosis 2 Cardiovascular slides 5, 42, 67, 96–97</w:t>
+              <w:t>Clinical Medicine Lecture 24 Coronary Artery Disease · slides 22–23, 27–32, 35, 37–41, 45–46, 72a, 79 · Clinical Medicine Lecture 23 Valvular Heart Disease slides 16–17 · Physical Diagnosis 2 Cardiovascular slides 5, 42, 67, 96–97 · Clinical Medicine Lecture 22 slide 79 · Pharm Myocardial Ischemia Drugs slide 17 · Pharm Antihypertensives slide 49</w:t>
             </w:r>
           </w:p>
         </w:tc>
@@ -7852,7 +7852,7 @@
                 <w:i w:val="0"/>
                 <w:sz w:val="18"/>
               </w:rPr>
-              <w:t xml:space="preserve"> (a calcium channel blocker if a beta blocker is contraindicated), </w:t>
+              <w:t xml:space="preserve"> (metoprolol; a calcium channel blocker such as amlodipine if a beta blocker is contraindicated), </w:t>
             </w:r>
             <w:r>
               <w:rPr>
@@ -7868,7 +7868,7 @@
                 <w:i w:val="0"/>
                 <w:sz w:val="18"/>
               </w:rPr>
-              <w:t xml:space="preserve"> and </w:t>
+              <w:t xml:space="preserve"> (atorvastatin) and </w:t>
             </w:r>
             <w:r>
               <w:rPr>
@@ -8145,7 +8145,7 @@
                 <w:i w:val="0"/>
                 <w:sz w:val="18"/>
               </w:rPr>
-              <w:t>Clinical Medicine Lecture 29 Arrhythmias I: Supraventricular (Elwaya) · slides 24, 28, 32, 42, 46–50, 56, 58 · Physical Diagnosis 2 Cardiovascular slides 6, 30, 99</w:t>
+              <w:t>Clinical Medicine Lecture 29 Arrhythmias I: Supraventricular (Elwaya) · slides 24, 28, 32, 42, 46–50, 56, 58 · Physical Diagnosis 2 Cardiovascular slides 6, 30, 99 · Pharm Antiarrhythmics slides 29, 39</w:t>
             </w:r>
           </w:p>
         </w:tc>
@@ -8489,7 +8489,7 @@
                 <w:i w:val="0"/>
                 <w:sz w:val="18"/>
               </w:rPr>
-              <w:t xml:space="preserve"> Stable with rapid ventricular response → intravenous rate control; stable without it → </w:t>
+              <w:t xml:space="preserve"> Stable with rapid ventricular response → intravenous rate control (diltiazem or metoprolol); stable without it → </w:t>
             </w:r>
             <w:r>
               <w:rPr>
@@ -8505,7 +8505,7 @@
                 <w:i w:val="0"/>
                 <w:sz w:val="18"/>
               </w:rPr>
-              <w:t xml:space="preserve"> (a beta blocker or a nondihydropyridine calcium channel blocker) — rate, not rhythm, is goal one. Anticoagulate by stroke risk: direct oral anticoagulants preferred if nonvalvular (dabigatran, apixaban, edoxaban, rivaroxaban), or warfarin to an international normalized ratio of 2 to 3; the slide says a HAS-BLED of 3 or more means no anticoagulation (guidelines treat it as bleeding risk to fix, not a bar). Outpatient cardioversion only after </w:t>
+              <w:t xml:space="preserve"> (a beta blocker such as metoprolol, or a nondihydropyridine calcium channel blocker, diltiazem or verapamil) — rate, not rhythm, is goal one. Anticoagulate by stroke risk: direct oral anticoagulants preferred if nonvalvular (dabigatran, apixaban, edoxaban, rivaroxaban), or warfarin to an international normalized ratio of 2 to 3; the slide says a HAS-BLED of 3 or more means no anticoagulation (guidelines treat it as bleeding risk to fix, not a bar). Outpatient cardioversion only after </w:t>
             </w:r>
             <w:r>
               <w:rPr>
@@ -9198,7 +9198,7 @@
                 <w:i w:val="0"/>
                 <w:sz w:val="18"/>
               </w:rPr>
-              <w:t xml:space="preserve">: rivaroxaban or apixaban alone, or low molecular weight heparin or fondaparinux followed by dabigatran or edoxaban, or overlapped with warfarin. At least 3 months for a first clot (3 if provoked by a major transient factor, 3 to 6 if minor, indefinite if unprovoked). Outpatient if stable, low bleeding risk, normal kidneys and reliable; </w:t>
+              <w:t xml:space="preserve">: rivaroxaban or apixaban alone, or low molecular weight heparin (enoxaparin) or fondaparinux followed by dabigatran or edoxaban, or overlapped with warfarin. At least 3 months for a first clot (3 if provoked by a major transient factor, 3 to 6 if minor, indefinite if unprovoked). Outpatient if stable, low bleeding risk, normal kidneys and reliable; </w:t>
             </w:r>
             <w:r>
               <w:rPr>
@@ -11939,7 +11939,7 @@
                 <w:i w:val="0"/>
                 <w:sz w:val="18"/>
               </w:rPr>
-              <w:t>Clinical Medicine Lecture 24 Coronary Artery Disease · slides 11, 20, 28–32, 45–53, 63, 65–68, 71–74, 78, 81–85, supplement slide 72a · Clinical Medicine Lecture 27 Arterial Occlusive and Aneurysm slides 114–117 · Clinical Medicine Lecture 31 Pericardial Disease slides 13, 17, 19 · Physical Diagnosis 2 Cardiovascular slides 5, 42, 59</w:t>
+              <w:t>Clinical Medicine Lecture 24 Coronary Artery Disease · slides 11, 20, 28–32, 45–53, 63, 65–68, 71–74, 78, 81–85, supplement slide 72a · Clinical Medicine Lecture 27 Arterial Occlusive and Aneurysm slides 114–117 · Clinical Medicine Lecture 31 Pericardial Disease slides 13, 17, 19 · Physical Diagnosis 2 Cardiovascular slides 5, 42, 59 · Pharm Myocardial Ischemia Drugs slide 17</w:t>
             </w:r>
           </w:p>
         </w:tc>
@@ -12491,7 +12491,7 @@
                 <w:i w:val="0"/>
                 <w:sz w:val="18"/>
               </w:rPr>
-              <w:t xml:space="preserve"> or after a phosphodiesterase inhibitor; beta blocker if no bradycardia; clopidogrel, ticagrelor or prasugrel plus heparin. ST elevation: catheterization team, </w:t>
+              <w:t xml:space="preserve"> or after a phosphodiesterase inhibitor; beta blocker (metoprolol) if no bradycardia; clopidogrel, ticagrelor or prasugrel plus heparin. ST elevation: catheterization team, </w:t>
             </w:r>
             <w:r>
               <w:rPr>
@@ -12507,7 +12507,7 @@
                 <w:i w:val="0"/>
                 <w:sz w:val="18"/>
               </w:rPr>
-              <w:t>, or thrombolytics (tenecteplase) within 30 minutes of arrival if intervention is 2 or more hours away. Non-ST elevation: stabilize, then catheterization, early if the Thrombolysis in Myocardial Infarction score is 3 or more. Discharge on a high-intensity statin and aspirin.</w:t>
+              <w:t>, or thrombolytics (tenecteplase) within 30 minutes of arrival if intervention is 2 or more hours away. Non-ST elevation: stabilize, then catheterization, early if the Thrombolysis in Myocardial Infarction score is 3 or more. Discharge on a high-intensity statin (atorvastatin or rosuvastatin) and aspirin.</w:t>
             </w:r>
             <w:r>
               <w:rPr>
@@ -14759,7 +14759,7 @@
                 <w:i w:val="0"/>
                 <w:sz w:val="18"/>
               </w:rPr>
-              <w:t>Clinical Medicine Lecture 20 Hypertension (Jaquith) · slides 5, 20, 27, 29, 37, 39, 40, 42, 44, 49, 59, 69, 75, 76 · Clinical Medicine Lecture 27 Arterial Occlusive Disease and Aneurysm (Carter) · slides 116, 118 · Physical Diagnosis 2 Cardiovascular slides 40, 77, 86, 102</w:t>
+              <w:t>Clinical Medicine Lecture 20 Hypertension (Jaquith) · slides 5, 20, 27, 29, 37, 39, 40, 42, 44, 49, 59, 69, 75, 76 · Clinical Medicine Lecture 27 Arterial Occlusive Disease and Aneurysm (Carter) · slides 116, 118 · Physical Diagnosis 2 Cardiovascular slides 40, 77, 86, 102 · Pharm ANS Pharmacology slide 122 · Pharm Diuretics slide 12</w:t>
             </w:r>
           </w:p>
         </w:tc>
@@ -15207,7 +15207,7 @@
                 <w:i w:val="0"/>
                 <w:sz w:val="18"/>
               </w:rPr>
-              <w:t xml:space="preserve">. Lower mean arterial pressure </w:t>
+              <w:t xml:space="preserve"> (for example labetalol). Lower mean arterial pressure </w:t>
             </w:r>
             <w:r>
               <w:rPr>
@@ -15223,7 +15223,7 @@
                 <w:i w:val="0"/>
                 <w:sz w:val="18"/>
               </w:rPr>
-              <w:t>, toward about 160/100–110 over 2–6 hours, then normal over 24–48 hours (dissection and some strokes excepted). Pulmonary edema: intravenous nitroglycerin or nitroprusside, oxygen, continuous or bilevel positive airway pressure, and a loop diuretic if overloaded.</w:t>
+              <w:t>, toward about 160/100–110 over 2–6 hours, then normal over 24–48 hours (dissection and some strokes excepted). Pulmonary edema: intravenous nitroglycerin or nitroprusside, oxygen, continuous or bilevel positive airway pressure, and a loop diuretic (furosemide) if overloaded.</w:t>
             </w:r>
             <w:r>
               <w:rPr>

--- a/Physical Diagnosis 2 Exam 1/pd2-cardiac-osce-chart.docx
+++ b/Physical Diagnosis 2 Exam 1/pd2-cardiac-osce-chart.docx
@@ -998,6 +998,42 @@
             </w:r>
             <w:r>
               <w:rPr>
+                <w:b/>
+                <w:i w:val="0"/>
+                <w:sz w:val="18"/>
+              </w:rPr>
+              <w:t>Typical age</w:t>
+            </w:r>
+            <w:r>
+              <w:rPr>
+                <w:b w:val="0"/>
+                <w:i w:val="0"/>
+                <w:sz w:val="18"/>
+              </w:rPr>
+              <w:t xml:space="preserve"> Climbs with every decade: 23% of adults aged 18–39, 53% at 40–59, 72% at 60 and older. </w:t>
+            </w:r>
+            <w:r>
+              <w:rPr>
+                <w:sz w:val="18"/>
+              </w:rPr>
+              <w:br/>
+            </w:r>
+            <w:r>
+              <w:rPr>
+                <w:b w:val="0"/>
+                <w:i w:val="0"/>
+                <w:sz w:val="18"/>
+              </w:rPr>
+              <w:t>Clinical Medicine Lecture 20 slide 8</w:t>
+            </w:r>
+            <w:r>
+              <w:rPr>
+                <w:sz w:val="18"/>
+              </w:rPr>
+              <w:br/>
+            </w:r>
+            <w:r>
+              <w:rPr>
                 <w:b w:val="0"/>
                 <w:i w:val="0"/>
                 <w:sz w:val="18"/>
@@ -1755,6 +1791,42 @@
             </w:r>
             <w:r>
               <w:rPr>
+                <w:b/>
+                <w:i w:val="0"/>
+                <w:sz w:val="18"/>
+              </w:rPr>
+              <w:t>Typical age</w:t>
+            </w:r>
+            <w:r>
+              <w:rPr>
+                <w:b w:val="0"/>
+                <w:i w:val="0"/>
+                <w:sz w:val="18"/>
+              </w:rPr>
+              <w:t xml:space="preserve"> Rises with age (advancing age is its first listed risk factor); women more often than men. </w:t>
+            </w:r>
+            <w:r>
+              <w:rPr>
+                <w:sz w:val="18"/>
+              </w:rPr>
+              <w:br/>
+            </w:r>
+            <w:r>
+              <w:rPr>
+                <w:b w:val="0"/>
+                <w:i w:val="0"/>
+                <w:sz w:val="18"/>
+              </w:rPr>
+              <w:t>Clinical Medicine Lecture 26 slide 8</w:t>
+            </w:r>
+            <w:r>
+              <w:rPr>
+                <w:sz w:val="18"/>
+              </w:rPr>
+              <w:br/>
+            </w:r>
+            <w:r>
+              <w:rPr>
                 <w:b w:val="0"/>
                 <w:i w:val="0"/>
                 <w:sz w:val="18"/>
@@ -2274,6 +2346,42 @@
                 <w:sz w:val="18"/>
               </w:rPr>
               <w:t>Top 10 most common · #4</w:t>
+            </w:r>
+            <w:r>
+              <w:rPr>
+                <w:sz w:val="18"/>
+              </w:rPr>
+              <w:br/>
+            </w:r>
+            <w:r>
+              <w:rPr>
+                <w:b/>
+                <w:i w:val="0"/>
+                <w:sz w:val="18"/>
+              </w:rPr>
+              <w:t>Typical age</w:t>
+            </w:r>
+            <w:r>
+              <w:rPr>
+                <w:b w:val="0"/>
+                <w:i w:val="0"/>
+                <w:sz w:val="18"/>
+              </w:rPr>
+              <w:t xml:space="preserve"> Over 60 with no other risk factors; 50 and older with smoking, diabetes, hypertension or high cholesterol. </w:t>
+            </w:r>
+            <w:r>
+              <w:rPr>
+                <w:sz w:val="18"/>
+              </w:rPr>
+              <w:br/>
+            </w:r>
+            <w:r>
+              <w:rPr>
+                <w:b w:val="0"/>
+                <w:i w:val="0"/>
+                <w:sz w:val="18"/>
+              </w:rPr>
+              <w:t>Clinical Medicine Lecture 27 slide 11</w:t>
             </w:r>
             <w:r>
               <w:rPr>
@@ -2952,6 +3060,42 @@
             </w:r>
             <w:r>
               <w:rPr>
+                <w:b/>
+                <w:i w:val="0"/>
+                <w:sz w:val="18"/>
+              </w:rPr>
+              <w:t>Typical age</w:t>
+            </w:r>
+            <w:r>
+              <w:rPr>
+                <w:b w:val="0"/>
+                <w:i w:val="0"/>
+                <w:sz w:val="18"/>
+              </w:rPr>
+              <w:t xml:space="preserve"> Mostly over 65: 60% of patients with heart failure are older than 65, and 10–15% of people over 80 have it. </w:t>
+            </w:r>
+            <w:r>
+              <w:rPr>
+                <w:sz w:val="18"/>
+              </w:rPr>
+              <w:br/>
+            </w:r>
+            <w:r>
+              <w:rPr>
+                <w:b w:val="0"/>
+                <w:i w:val="0"/>
+                <w:sz w:val="18"/>
+              </w:rPr>
+              <w:t>Clinical Medicine Lecture 25 slide 6</w:t>
+            </w:r>
+            <w:r>
+              <w:rPr>
+                <w:sz w:val="18"/>
+              </w:rPr>
+              <w:br/>
+            </w:r>
+            <w:r>
+              <w:rPr>
                 <w:b w:val="0"/>
                 <w:i w:val="0"/>
                 <w:sz w:val="18"/>
@@ -3725,6 +3869,50 @@
             </w:r>
             <w:r>
               <w:rPr>
+                <w:b/>
+                <w:i w:val="0"/>
+                <w:sz w:val="18"/>
+              </w:rPr>
+              <w:t>Typical age</w:t>
+            </w:r>
+            <w:r>
+              <w:rPr>
+                <w:b w:val="0"/>
+                <w:i w:val="0"/>
+                <w:sz w:val="18"/>
+              </w:rPr>
+              <w:t xml:space="preserve"> </w:t>
+            </w:r>
+            <w:r>
+              <w:rPr>
+                <w:sz w:val="18"/>
+              </w:rPr>
+              <w:br/>
+            </w:r>
+            <w:r>
+              <w:rPr>
+                <w:b w:val="0"/>
+                <w:i w:val="0"/>
+                <w:sz w:val="18"/>
+              </w:rPr>
+              <w:t>Textbook, not on the slides:</w:t>
+            </w:r>
+            <w:r>
+              <w:rPr>
+                <w:b w:val="0"/>
+                <w:i w:val="0"/>
+                <w:sz w:val="18"/>
+              </w:rPr>
+              <w:t xml:space="preserve"> Any age; they become more frequent with age and with heart disease.</w:t>
+            </w:r>
+            <w:r>
+              <w:rPr>
+                <w:sz w:val="18"/>
+              </w:rPr>
+              <w:br/>
+            </w:r>
+            <w:r>
+              <w:rPr>
                 <w:b w:val="0"/>
                 <w:i w:val="0"/>
                 <w:sz w:val="18"/>
@@ -4402,6 +4590,42 @@
             </w:r>
             <w:r>
               <w:rPr>
+                <w:b/>
+                <w:i w:val="0"/>
+                <w:sz w:val="18"/>
+              </w:rPr>
+              <w:t>Typical age</w:t>
+            </w:r>
+            <w:r>
+              <w:rPr>
+                <w:b w:val="0"/>
+                <w:i w:val="0"/>
+                <w:sz w:val="18"/>
+              </w:rPr>
+              <w:t xml:space="preserve"> Young adults, most often young women: reflex syncope causes 85% of fainting before age 40 (and still half of it in the elderly). </w:t>
+            </w:r>
+            <w:r>
+              <w:rPr>
+                <w:sz w:val="18"/>
+              </w:rPr>
+              <w:br/>
+            </w:r>
+            <w:r>
+              <w:rPr>
+                <w:b w:val="0"/>
+                <w:i w:val="0"/>
+                <w:sz w:val="18"/>
+              </w:rPr>
+              <w:t>Clinical Medicine Lecture 21 slide 14</w:t>
+            </w:r>
+            <w:r>
+              <w:rPr>
+                <w:sz w:val="18"/>
+              </w:rPr>
+              <w:br/>
+            </w:r>
+            <w:r>
+              <w:rPr>
                 <w:b w:val="0"/>
                 <w:i w:val="0"/>
                 <w:sz w:val="18"/>
@@ -5023,6 +5247,50 @@
             </w:r>
             <w:r>
               <w:rPr>
+                <w:b/>
+                <w:i w:val="0"/>
+                <w:sz w:val="18"/>
+              </w:rPr>
+              <w:t>Typical age</w:t>
+            </w:r>
+            <w:r>
+              <w:rPr>
+                <w:b w:val="0"/>
+                <w:i w:val="0"/>
+                <w:sz w:val="18"/>
+              </w:rPr>
+              <w:t xml:space="preserve"> </w:t>
+            </w:r>
+            <w:r>
+              <w:rPr>
+                <w:sz w:val="18"/>
+              </w:rPr>
+              <w:br/>
+            </w:r>
+            <w:r>
+              <w:rPr>
+                <w:b w:val="0"/>
+                <w:i w:val="0"/>
+                <w:sz w:val="18"/>
+              </w:rPr>
+              <w:t>Textbook, not on the slides:</w:t>
+            </w:r>
+            <w:r>
+              <w:rPr>
+                <w:b w:val="0"/>
+                <w:i w:val="0"/>
+                <w:sz w:val="18"/>
+              </w:rPr>
+              <w:t xml:space="preserve"> Much more common with age; moderate or severe regurgitation affects about 1 in 10 people over 75.</w:t>
+            </w:r>
+            <w:r>
+              <w:rPr>
+                <w:sz w:val="18"/>
+              </w:rPr>
+              <w:br/>
+            </w:r>
+            <w:r>
+              <w:rPr>
                 <w:b w:val="0"/>
                 <w:i w:val="0"/>
                 <w:sz w:val="18"/>
@@ -5712,6 +5980,42 @@
                 <w:i w:val="0"/>
                 <w:sz w:val="18"/>
               </w:rPr>
+              <w:t>Typical age</w:t>
+            </w:r>
+            <w:r>
+              <w:rPr>
+                <w:b w:val="0"/>
+                <w:i w:val="0"/>
+                <w:sz w:val="18"/>
+              </w:rPr>
+              <w:t xml:space="preserve"> Healthy women aged 15–30. </w:t>
+            </w:r>
+            <w:r>
+              <w:rPr>
+                <w:sz w:val="18"/>
+              </w:rPr>
+              <w:br/>
+            </w:r>
+            <w:r>
+              <w:rPr>
+                <w:b w:val="0"/>
+                <w:i w:val="0"/>
+                <w:sz w:val="18"/>
+              </w:rPr>
+              <w:t>Clinical Medicine Lecture 23 slide 54</w:t>
+            </w:r>
+            <w:r>
+              <w:rPr>
+                <w:sz w:val="18"/>
+              </w:rPr>
+              <w:br/>
+            </w:r>
+            <w:r>
+              <w:rPr>
+                <w:b/>
+                <w:i w:val="0"/>
+                <w:sz w:val="18"/>
+              </w:rPr>
               <w:t>Usually benign and asymptomatic, in healthy women 15–30</w:t>
             </w:r>
             <w:r>
@@ -6320,6 +6624,42 @@
                 <w:sz w:val="18"/>
               </w:rPr>
               <w:t>Top 5 non-emergent · #4</w:t>
+            </w:r>
+            <w:r>
+              <w:rPr>
+                <w:sz w:val="18"/>
+              </w:rPr>
+              <w:br/>
+            </w:r>
+            <w:r>
+              <w:rPr>
+                <w:b/>
+                <w:i w:val="0"/>
+                <w:sz w:val="18"/>
+              </w:rPr>
+              <w:t>Typical age</w:t>
+            </w:r>
+            <w:r>
+              <w:rPr>
+                <w:b w:val="0"/>
+                <w:i w:val="0"/>
+                <w:sz w:val="18"/>
+              </w:rPr>
+              <w:t xml:space="preserve"> Older adults: advanced age is one of its listed causes, alongside low volume and medications. </w:t>
+            </w:r>
+            <w:r>
+              <w:rPr>
+                <w:sz w:val="18"/>
+              </w:rPr>
+              <w:br/>
+            </w:r>
+            <w:r>
+              <w:rPr>
+                <w:b w:val="0"/>
+                <w:i w:val="0"/>
+                <w:sz w:val="18"/>
+              </w:rPr>
+              <w:t>Clinical Medicine Lecture 21 slide 12</w:t>
             </w:r>
             <w:r>
               <w:rPr>
@@ -7402,6 +7742,42 @@
             </w:r>
             <w:r>
               <w:rPr>
+                <w:b/>
+                <w:i w:val="0"/>
+                <w:sz w:val="18"/>
+              </w:rPr>
+              <w:t>Typical age</w:t>
+            </w:r>
+            <w:r>
+              <w:rPr>
+                <w:b w:val="0"/>
+                <w:i w:val="0"/>
+                <w:sz w:val="18"/>
+              </w:rPr>
+              <w:t xml:space="preserve"> Men 45 and older, women 55 and older (the age risk factor); the gap between the sexes closes by about 80. </w:t>
+            </w:r>
+            <w:r>
+              <w:rPr>
+                <w:sz w:val="18"/>
+              </w:rPr>
+              <w:br/>
+            </w:r>
+            <w:r>
+              <w:rPr>
+                <w:b w:val="0"/>
+                <w:i w:val="0"/>
+                <w:sz w:val="18"/>
+              </w:rPr>
+              <w:t>Clinical Medicine Lecture 24 slide 22</w:t>
+            </w:r>
+            <w:r>
+              <w:rPr>
+                <w:sz w:val="18"/>
+              </w:rPr>
+              <w:br/>
+            </w:r>
+            <w:r>
+              <w:rPr>
                 <w:b w:val="0"/>
                 <w:i w:val="0"/>
                 <w:sz w:val="18"/>
@@ -8111,6 +8487,72 @@
             </w:r>
             <w:r>
               <w:rPr>
+                <w:b/>
+                <w:i w:val="0"/>
+                <w:sz w:val="18"/>
+              </w:rPr>
+              <w:t>Typical age</w:t>
+            </w:r>
+            <w:r>
+              <w:rPr>
+                <w:b w:val="0"/>
+                <w:i w:val="0"/>
+                <w:sz w:val="18"/>
+              </w:rPr>
+              <w:t xml:space="preserve"> Older adults (“elderly” is on its risk list). </w:t>
+            </w:r>
+            <w:r>
+              <w:rPr>
+                <w:sz w:val="18"/>
+              </w:rPr>
+              <w:br/>
+            </w:r>
+            <w:r>
+              <w:rPr>
+                <w:b w:val="0"/>
+                <w:i w:val="0"/>
+                <w:sz w:val="18"/>
+              </w:rPr>
+              <w:t>Clinical Medicine Lecture 29 slide 48</w:t>
+            </w:r>
+            <w:r>
+              <w:rPr>
+                <w:b w:val="0"/>
+                <w:i w:val="0"/>
+                <w:sz w:val="18"/>
+              </w:rPr>
+              <w:t xml:space="preserve"> </w:t>
+            </w:r>
+            <w:r>
+              <w:rPr>
+                <w:sz w:val="18"/>
+              </w:rPr>
+              <w:br/>
+            </w:r>
+            <w:r>
+              <w:rPr>
+                <w:b w:val="0"/>
+                <w:i w:val="0"/>
+                <w:sz w:val="18"/>
+              </w:rPr>
+              <w:t>Textbook, not on the slides:</w:t>
+            </w:r>
+            <w:r>
+              <w:rPr>
+                <w:b w:val="0"/>
+                <w:i w:val="0"/>
+                <w:sz w:val="18"/>
+              </w:rPr>
+              <w:t xml:space="preserve"> Rare before 55; about 1 in 10 people over 80.</w:t>
+            </w:r>
+            <w:r>
+              <w:rPr>
+                <w:sz w:val="18"/>
+              </w:rPr>
+              <w:br/>
+            </w:r>
+            <w:r>
+              <w:rPr>
                 <w:b w:val="0"/>
                 <w:i w:val="0"/>
                 <w:sz w:val="18"/>
@@ -8796,6 +9238,42 @@
             </w:r>
             <w:r>
               <w:rPr>
+                <w:b/>
+                <w:i w:val="0"/>
+                <w:sz w:val="18"/>
+              </w:rPr>
+              <w:t>Typical age</w:t>
+            </w:r>
+            <w:r>
+              <w:rPr>
+                <w:b w:val="0"/>
+                <w:i w:val="0"/>
+                <w:sz w:val="18"/>
+              </w:rPr>
+              <w:t xml:space="preserve"> Over 60 (a listed risk factor), or any age with a provoking cause such as surgery or bed rest. </w:t>
+            </w:r>
+            <w:r>
+              <w:rPr>
+                <w:sz w:val="18"/>
+              </w:rPr>
+              <w:br/>
+            </w:r>
+            <w:r>
+              <w:rPr>
+                <w:b w:val="0"/>
+                <w:i w:val="0"/>
+                <w:sz w:val="18"/>
+              </w:rPr>
+              <w:t>Clinical Medicine Lecture 26 slides 50, 64</w:t>
+            </w:r>
+            <w:r>
+              <w:rPr>
+                <w:sz w:val="18"/>
+              </w:rPr>
+              <w:br/>
+            </w:r>
+            <w:r>
+              <w:rPr>
                 <w:b w:val="0"/>
                 <w:i w:val="0"/>
                 <w:sz w:val="18"/>
@@ -9323,6 +9801,42 @@
                 <w:sz w:val="18"/>
               </w:rPr>
               <w:t>Top 10 most common · #10</w:t>
+            </w:r>
+            <w:r>
+              <w:rPr>
+                <w:sz w:val="18"/>
+              </w:rPr>
+              <w:br/>
+            </w:r>
+            <w:r>
+              <w:rPr>
+                <w:b/>
+                <w:i w:val="0"/>
+                <w:sz w:val="18"/>
+              </w:rPr>
+              <w:t>Typical age</w:t>
+            </w:r>
+            <w:r>
+              <w:rPr>
+                <w:b w:val="0"/>
+                <w:i w:val="0"/>
+                <w:sz w:val="18"/>
+              </w:rPr>
+              <w:t xml:space="preserve"> Over 65: present in 25% of people over 65 and 35% over 70. Over 70 the usual cause is degenerative; under 70 it is a bicuspid valve. </w:t>
+            </w:r>
+            <w:r>
+              <w:rPr>
+                <w:sz w:val="18"/>
+              </w:rPr>
+              <w:br/>
+            </w:r>
+            <w:r>
+              <w:rPr>
+                <w:b w:val="0"/>
+                <w:i w:val="0"/>
+                <w:sz w:val="18"/>
+              </w:rPr>
+              <w:t>Clinical Medicine Lecture 23 slides 12–13</w:t>
             </w:r>
             <w:r>
               <w:rPr>
@@ -10073,6 +10587,50 @@
             </w:r>
             <w:r>
               <w:rPr>
+                <w:b/>
+                <w:i w:val="0"/>
+                <w:sz w:val="18"/>
+              </w:rPr>
+              <w:t>Typical age</w:t>
+            </w:r>
+            <w:r>
+              <w:rPr>
+                <w:b w:val="0"/>
+                <w:i w:val="0"/>
+                <w:sz w:val="18"/>
+              </w:rPr>
+              <w:t xml:space="preserve"> </w:t>
+            </w:r>
+            <w:r>
+              <w:rPr>
+                <w:sz w:val="18"/>
+              </w:rPr>
+              <w:br/>
+            </w:r>
+            <w:r>
+              <w:rPr>
+                <w:b w:val="0"/>
+                <w:i w:val="0"/>
+                <w:sz w:val="18"/>
+              </w:rPr>
+              <w:t>Textbook, not on the slides:</w:t>
+            </w:r>
+            <w:r>
+              <w:rPr>
+                <w:b w:val="0"/>
+                <w:i w:val="0"/>
+                <w:sz w:val="18"/>
+              </w:rPr>
+              <w:t xml:space="preserve"> Most often men aged 20 to 50.</w:t>
+            </w:r>
+            <w:r>
+              <w:rPr>
+                <w:sz w:val="18"/>
+              </w:rPr>
+              <w:br/>
+            </w:r>
+            <w:r>
+              <w:rPr>
                 <w:b w:val="0"/>
                 <w:i w:val="0"/>
                 <w:sz w:val="18"/>
@@ -10773,6 +11331,42 @@
                 <w:sz w:val="18"/>
               </w:rPr>
               <w:t>Top 5 non-emergent · #5</w:t>
+            </w:r>
+            <w:r>
+              <w:rPr>
+                <w:sz w:val="18"/>
+              </w:rPr>
+              <w:br/>
+            </w:r>
+            <w:r>
+              <w:rPr>
+                <w:b/>
+                <w:i w:val="0"/>
+                <w:sz w:val="18"/>
+              </w:rPr>
+              <w:t>Typical age</w:t>
+            </w:r>
+            <w:r>
+              <w:rPr>
+                <w:b w:val="0"/>
+                <w:i w:val="0"/>
+                <w:sz w:val="18"/>
+              </w:rPr>
+              <w:t xml:space="preserve"> Any age, but it is the leading cause of sudden death in preadolescents and adolescents, usually during extreme exertion. </w:t>
+            </w:r>
+            <w:r>
+              <w:rPr>
+                <w:sz w:val="18"/>
+              </w:rPr>
+              <w:br/>
+            </w:r>
+            <w:r>
+              <w:rPr>
+                <w:b w:val="0"/>
+                <w:i w:val="0"/>
+                <w:sz w:val="18"/>
+              </w:rPr>
+              <w:t>Clinical Medicine Lecture 28 slides 58, 66</w:t>
             </w:r>
             <w:r>
               <w:rPr>
@@ -11905,6 +12499,42 @@
             </w:r>
             <w:r>
               <w:rPr>
+                <w:b/>
+                <w:i w:val="0"/>
+                <w:sz w:val="18"/>
+              </w:rPr>
+              <w:t>Typical age</w:t>
+            </w:r>
+            <w:r>
+              <w:rPr>
+                <w:b w:val="0"/>
+                <w:i w:val="0"/>
+                <w:sz w:val="18"/>
+              </w:rPr>
+              <w:t xml:space="preserve"> Men 45 and older, women 55 and older; 65 or older adds a point on the TIMI score. </w:t>
+            </w:r>
+            <w:r>
+              <w:rPr>
+                <w:sz w:val="18"/>
+              </w:rPr>
+              <w:br/>
+            </w:r>
+            <w:r>
+              <w:rPr>
+                <w:b w:val="0"/>
+                <w:i w:val="0"/>
+                <w:sz w:val="18"/>
+              </w:rPr>
+              <w:t>Clinical Medicine Lecture 24 slides 22, 71</w:t>
+            </w:r>
+            <w:r>
+              <w:rPr>
+                <w:sz w:val="18"/>
+              </w:rPr>
+              <w:br/>
+            </w:r>
+            <w:r>
+              <w:rPr>
                 <w:b w:val="0"/>
                 <w:i w:val="0"/>
                 <w:sz w:val="18"/>
@@ -12754,6 +13384,42 @@
                 <w:i w:val="0"/>
                 <w:sz w:val="18"/>
               </w:rPr>
+              <w:t>Typical age</w:t>
+            </w:r>
+            <w:r>
+              <w:rPr>
+                <w:b w:val="0"/>
+                <w:i w:val="0"/>
+                <w:sz w:val="18"/>
+              </w:rPr>
+              <w:t xml:space="preserve"> 60s and 70s, men more than women; younger with Marfan syndrome. </w:t>
+            </w:r>
+            <w:r>
+              <w:rPr>
+                <w:sz w:val="18"/>
+              </w:rPr>
+              <w:br/>
+            </w:r>
+            <w:r>
+              <w:rPr>
+                <w:b w:val="0"/>
+                <w:i w:val="0"/>
+                <w:sz w:val="18"/>
+              </w:rPr>
+              <w:t>Clinical Medicine Lecture 27 slide 115</w:t>
+            </w:r>
+            <w:r>
+              <w:rPr>
+                <w:sz w:val="18"/>
+              </w:rPr>
+              <w:br/>
+            </w:r>
+            <w:r>
+              <w:rPr>
+                <w:b/>
+                <w:i w:val="0"/>
+                <w:sz w:val="18"/>
+              </w:rPr>
               <w:t>Acute untreated dissection carries a high mortality</w:t>
             </w:r>
             <w:r>
@@ -13451,6 +14117,42 @@
             </w:r>
             <w:r>
               <w:rPr>
+                <w:b/>
+                <w:i w:val="0"/>
+                <w:sz w:val="18"/>
+              </w:rPr>
+              <w:t>Typical age</w:t>
+            </w:r>
+            <w:r>
+              <w:rPr>
+                <w:b w:val="0"/>
+                <w:i w:val="0"/>
+                <w:sz w:val="18"/>
+              </w:rPr>
+              <w:t xml:space="preserve"> Any age; it follows its cause. In older adults, suspect cancer first. </w:t>
+            </w:r>
+            <w:r>
+              <w:rPr>
+                <w:sz w:val="18"/>
+              </w:rPr>
+              <w:br/>
+            </w:r>
+            <w:r>
+              <w:rPr>
+                <w:b w:val="0"/>
+                <w:i w:val="0"/>
+                <w:sz w:val="18"/>
+              </w:rPr>
+              <w:t>Clinical Medicine Lecture 31 slide 36</w:t>
+            </w:r>
+            <w:r>
+              <w:rPr>
+                <w:sz w:val="18"/>
+              </w:rPr>
+              <w:br/>
+            </w:r>
+            <w:r>
+              <w:rPr>
                 <w:b w:val="0"/>
                 <w:i w:val="0"/>
                 <w:sz w:val="18"/>
@@ -14112,6 +14814,50 @@
             </w:r>
             <w:r>
               <w:rPr>
+                <w:b/>
+                <w:i w:val="0"/>
+                <w:sz w:val="18"/>
+              </w:rPr>
+              <w:t>Typical age</w:t>
+            </w:r>
+            <w:r>
+              <w:rPr>
+                <w:b w:val="0"/>
+                <w:i w:val="0"/>
+                <w:sz w:val="18"/>
+              </w:rPr>
+              <w:t xml:space="preserve"> </w:t>
+            </w:r>
+            <w:r>
+              <w:rPr>
+                <w:sz w:val="18"/>
+              </w:rPr>
+              <w:br/>
+            </w:r>
+            <w:r>
+              <w:rPr>
+                <w:b w:val="0"/>
+                <w:i w:val="0"/>
+                <w:sz w:val="18"/>
+              </w:rPr>
+              <w:t>Textbook, not on the slides:</w:t>
+            </w:r>
+            <w:r>
+              <w:rPr>
+                <w:b w:val="0"/>
+                <w:i w:val="0"/>
+                <w:sz w:val="18"/>
+              </w:rPr>
+              <w:t xml:space="preserve"> Mostly older adults with structural heart disease, above all a prior heart attack.</w:t>
+            </w:r>
+            <w:r>
+              <w:rPr>
+                <w:sz w:val="18"/>
+              </w:rPr>
+              <w:br/>
+            </w:r>
+            <w:r>
+              <w:rPr>
                 <w:b w:val="0"/>
                 <w:i w:val="0"/>
                 <w:sz w:val="18"/>
@@ -14732,6 +15478,50 @@
                 <w:sz w:val="18"/>
               </w:rPr>
               <w:t>Top 5 emergent · #5</w:t>
+            </w:r>
+            <w:r>
+              <w:rPr>
+                <w:sz w:val="18"/>
+              </w:rPr>
+              <w:br/>
+            </w:r>
+            <w:r>
+              <w:rPr>
+                <w:b/>
+                <w:i w:val="0"/>
+                <w:sz w:val="18"/>
+              </w:rPr>
+              <w:t>Typical age</w:t>
+            </w:r>
+            <w:r>
+              <w:rPr>
+                <w:b w:val="0"/>
+                <w:i w:val="0"/>
+                <w:sz w:val="18"/>
+              </w:rPr>
+              <w:t xml:space="preserve"> </w:t>
+            </w:r>
+            <w:r>
+              <w:rPr>
+                <w:sz w:val="18"/>
+              </w:rPr>
+              <w:br/>
+            </w:r>
+            <w:r>
+              <w:rPr>
+                <w:b w:val="0"/>
+                <w:i w:val="0"/>
+                <w:sz w:val="18"/>
+              </w:rPr>
+              <w:t>Textbook, not on the slides:</w:t>
+            </w:r>
+            <w:r>
+              <w:rPr>
+                <w:b w:val="0"/>
+                <w:i w:val="0"/>
+                <w:sz w:val="18"/>
+              </w:rPr>
+              <w:t xml:space="preserve"> Middle-aged and older adults with long-standing, poorly controlled hypertension.</w:t>
             </w:r>
             <w:r>
               <w:rPr>

--- a/Physical Diagnosis 2 Exam 1/pd2-cardiac-osce-chart.docx
+++ b/Physical Diagnosis 2 Exam 1/pd2-cardiac-osce-chart.docx
@@ -127,6 +127,54 @@
           <w:b/>
           <w:i w:val="0"/>
         </w:rPr>
+        <w:t xml:space="preserve">Under each condition’s name, a yellow </w:t>
+      </w:r>
+      <w:r>
+        <w:rPr>
+          <w:b/>
+          <w:i/>
+        </w:rPr>
+        <w:t>Tell-tale sign</w:t>
+      </w:r>
+      <w:r>
+        <w:rPr>
+          <w:b/>
+          <w:i w:val="0"/>
+        </w:rPr>
+        <w:t xml:space="preserve"> box gives the one clue that makes it the most likely diagnosis</w:t>
+      </w:r>
+      <w:r>
+        <w:rPr>
+          <w:b w:val="0"/>
+          <w:i w:val="0"/>
+        </w:rPr>
+        <w:t xml:space="preserve">, with its slides. How to do each maneuver, and where its result points, is on the </w:t>
+      </w:r>
+      <w:r>
+        <w:rPr>
+          <w:b w:val="0"/>
+          <w:i w:val="0"/>
+        </w:rPr>
+        <w:t>Cardiac OSCE Special Maneuvers</w:t>
+      </w:r>
+      <w:r>
+        <w:rPr>
+          <w:b w:val="0"/>
+          <w:i w:val="0"/>
+        </w:rPr>
+        <w:t xml:space="preserve"> guide.</w:t>
+      </w:r>
+      <w:r>
+        <w:br/>
+      </w:r>
+      <w:r>
+        <w:br/>
+      </w:r>
+      <w:r>
+        <w:rPr>
+          <w:b/>
+          <w:i w:val="0"/>
+        </w:rPr>
         <w:t>Every condition whose work-up includes an electrocardiogram has a real 12-lead under its row</w:t>
       </w:r>
       <w:r>
@@ -134,7 +182,7 @@
           <w:b w:val="0"/>
           <w:i w:val="0"/>
         </w:rPr>
-        <w:t xml:space="preserve">, eighteen of the twenty. Each tracing is labelled as that finding by its source: a slide from the Principles of Diagnostic Medicine I electrocardiogram lectures, or a Wikimedia Commons file whose description names it. </w:t>
+        <w:t xml:space="preserve">, eighteen of the twenty. Each tracing is labeled as that finding by its source: a slide from the Principles of Diagnostic Medicine I electrocardiogram lectures, or a Wikimedia Commons file whose description names it. </w:t>
       </w:r>
       <w:r>
         <w:rPr>
@@ -1002,6 +1050,74 @@
                 <w:i w:val="0"/>
                 <w:sz w:val="18"/>
               </w:rPr>
+              <w:t>Tell-tale sign</w:t>
+            </w:r>
+            <w:r>
+              <w:rPr>
+                <w:b w:val="0"/>
+                <w:i w:val="0"/>
+                <w:sz w:val="18"/>
+              </w:rPr>
+              <w:t xml:space="preserve">Readings of </w:t>
+            </w:r>
+            <w:r>
+              <w:rPr>
+                <w:b/>
+                <w:i w:val="0"/>
+                <w:sz w:val="18"/>
+              </w:rPr>
+              <w:t>130/80 or higher</w:t>
+            </w:r>
+            <w:r>
+              <w:rPr>
+                <w:b w:val="0"/>
+                <w:i w:val="0"/>
+                <w:sz w:val="18"/>
+              </w:rPr>
+              <w:t xml:space="preserve"> on repeated measurement, confirmed outside the office, with </w:t>
+            </w:r>
+            <w:r>
+              <w:rPr>
+                <w:b/>
+                <w:i w:val="0"/>
+                <w:sz w:val="18"/>
+              </w:rPr>
+              <w:t>no acute organ injury</w:t>
+            </w:r>
+            <w:r>
+              <w:rPr>
+                <w:b w:val="0"/>
+                <w:i w:val="0"/>
+                <w:sz w:val="18"/>
+              </w:rPr>
+              <w:t xml:space="preserve">. </w:t>
+            </w:r>
+            <w:r>
+              <w:rPr>
+                <w:sz w:val="18"/>
+              </w:rPr>
+              <w:br/>
+            </w:r>
+            <w:r>
+              <w:rPr>
+                <w:b w:val="0"/>
+                <w:i w:val="0"/>
+                <w:sz w:val="18"/>
+              </w:rPr>
+              <w:t>Clinical Medicine Lecture 20 slides 5, 7, 44</w:t>
+            </w:r>
+            <w:r>
+              <w:rPr>
+                <w:sz w:val="18"/>
+              </w:rPr>
+              <w:br/>
+            </w:r>
+            <w:r>
+              <w:rPr>
+                <w:b/>
+                <w:i w:val="0"/>
+                <w:sz w:val="18"/>
+              </w:rPr>
               <w:t>Typical age</w:t>
             </w:r>
             <w:r>
@@ -1795,6 +1911,50 @@
                 <w:i w:val="0"/>
                 <w:sz w:val="18"/>
               </w:rPr>
+              <w:t>Tell-tale sign</w:t>
+            </w:r>
+            <w:r>
+              <w:rPr>
+                <w:b/>
+                <w:i w:val="0"/>
+                <w:sz w:val="18"/>
+              </w:rPr>
+              <w:t>Brown (hemosiderin) staining</w:t>
+            </w:r>
+            <w:r>
+              <w:rPr>
+                <w:b w:val="0"/>
+                <w:i w:val="0"/>
+                <w:sz w:val="18"/>
+              </w:rPr>
+              <w:t xml:space="preserve"> and pitting edema around the ankle, in legs that ache on standing and feel better raised; the pulses are normal. </w:t>
+            </w:r>
+            <w:r>
+              <w:rPr>
+                <w:sz w:val="18"/>
+              </w:rPr>
+              <w:br/>
+            </w:r>
+            <w:r>
+              <w:rPr>
+                <w:b w:val="0"/>
+                <w:i w:val="0"/>
+                <w:sz w:val="18"/>
+              </w:rPr>
+              <w:t>Clinical Medicine Lecture 26 slides 6, 7, 14; Physical Diagnosis 2 slide 93</w:t>
+            </w:r>
+            <w:r>
+              <w:rPr>
+                <w:sz w:val="18"/>
+              </w:rPr>
+              <w:br/>
+            </w:r>
+            <w:r>
+              <w:rPr>
+                <w:b/>
+                <w:i w:val="0"/>
+                <w:sz w:val="18"/>
+              </w:rPr>
               <w:t>Typical age</w:t>
             </w:r>
             <w:r>
@@ -2346,6 +2506,50 @@
                 <w:sz w:val="18"/>
               </w:rPr>
               <w:t>Top 10 most common · #4</w:t>
+            </w:r>
+            <w:r>
+              <w:rPr>
+                <w:sz w:val="18"/>
+              </w:rPr>
+              <w:br/>
+            </w:r>
+            <w:r>
+              <w:rPr>
+                <w:b/>
+                <w:i w:val="0"/>
+                <w:sz w:val="18"/>
+              </w:rPr>
+              <w:t>Tell-tale sign</w:t>
+            </w:r>
+            <w:r>
+              <w:rPr>
+                <w:b/>
+                <w:i w:val="0"/>
+                <w:sz w:val="18"/>
+              </w:rPr>
+              <w:t>Calf pain on walking that goes away with rest</w:t>
+            </w:r>
+            <w:r>
+              <w:rPr>
+                <w:b w:val="0"/>
+                <w:i w:val="0"/>
+                <w:sz w:val="18"/>
+              </w:rPr>
+              <w:t xml:space="preserve"> (claudication), with weak pulses below the narrowing and an ankle-brachial index under 0.90. </w:t>
+            </w:r>
+            <w:r>
+              <w:rPr>
+                <w:sz w:val="18"/>
+              </w:rPr>
+              <w:br/>
+            </w:r>
+            <w:r>
+              <w:rPr>
+                <w:b w:val="0"/>
+                <w:i w:val="0"/>
+                <w:sz w:val="18"/>
+              </w:rPr>
+              <w:t>Clinical Medicine Lecture 27 slides 15, 19; Physical Diagnosis 2 slides 91, 113</w:t>
             </w:r>
             <w:r>
               <w:rPr>
@@ -3064,6 +3268,82 @@
                 <w:i w:val="0"/>
                 <w:sz w:val="18"/>
               </w:rPr>
+              <w:t>Tell-tale sign</w:t>
+            </w:r>
+            <w:r>
+              <w:rPr>
+                <w:b/>
+                <w:i w:val="0"/>
+                <w:sz w:val="18"/>
+              </w:rPr>
+              <w:t>Orthopnea</w:t>
+            </w:r>
+            <w:r>
+              <w:rPr>
+                <w:b w:val="0"/>
+                <w:i w:val="0"/>
+                <w:sz w:val="18"/>
+              </w:rPr>
+              <w:t xml:space="preserve"> (sleeps propped up) and breathlessness on exertion, with </w:t>
+            </w:r>
+            <w:r>
+              <w:rPr>
+                <w:b/>
+                <w:i w:val="0"/>
+                <w:sz w:val="18"/>
+              </w:rPr>
+              <w:t>leg edema</w:t>
+            </w:r>
+            <w:r>
+              <w:rPr>
+                <w:b w:val="0"/>
+                <w:i w:val="0"/>
+                <w:sz w:val="18"/>
+              </w:rPr>
+              <w:t xml:space="preserve"> and an </w:t>
+            </w:r>
+            <w:r>
+              <w:rPr>
+                <w:b/>
+                <w:i w:val="0"/>
+                <w:sz w:val="18"/>
+              </w:rPr>
+              <w:t>S3</w:t>
+            </w:r>
+            <w:r>
+              <w:rPr>
+                <w:b w:val="0"/>
+                <w:i w:val="0"/>
+                <w:sz w:val="18"/>
+              </w:rPr>
+              <w:t xml:space="preserve">. </w:t>
+            </w:r>
+            <w:r>
+              <w:rPr>
+                <w:sz w:val="18"/>
+              </w:rPr>
+              <w:br/>
+            </w:r>
+            <w:r>
+              <w:rPr>
+                <w:b w:val="0"/>
+                <w:i w:val="0"/>
+                <w:sz w:val="18"/>
+              </w:rPr>
+              <w:t>Clinical Medicine Lecture 25 slides 5, 26</w:t>
+            </w:r>
+            <w:r>
+              <w:rPr>
+                <w:sz w:val="18"/>
+              </w:rPr>
+              <w:br/>
+            </w:r>
+            <w:r>
+              <w:rPr>
+                <w:b/>
+                <w:i w:val="0"/>
+                <w:sz w:val="18"/>
+              </w:rPr>
               <w:t>Typical age</w:t>
             </w:r>
             <w:r>
@@ -3873,6 +4153,74 @@
                 <w:i w:val="0"/>
                 <w:sz w:val="18"/>
               </w:rPr>
+              <w:t>Tell-tale sign</w:t>
+            </w:r>
+            <w:r>
+              <w:rPr>
+                <w:b w:val="0"/>
+                <w:i w:val="0"/>
+                <w:sz w:val="18"/>
+              </w:rPr>
+              <w:t xml:space="preserve">Palpitations </w:t>
+            </w:r>
+            <w:r>
+              <w:rPr>
+                <w:b/>
+                <w:i w:val="0"/>
+                <w:sz w:val="18"/>
+              </w:rPr>
+              <w:t>felt in the neck</w:t>
+            </w:r>
+            <w:r>
+              <w:rPr>
+                <w:b w:val="0"/>
+                <w:i w:val="0"/>
+                <w:sz w:val="18"/>
+              </w:rPr>
+              <w:t xml:space="preserve">; on the electrocardiogram, an </w:t>
+            </w:r>
+            <w:r>
+              <w:rPr>
+                <w:b/>
+                <w:i w:val="0"/>
+                <w:sz w:val="18"/>
+              </w:rPr>
+              <w:t>early, wide</w:t>
+            </w:r>
+            <w:r>
+              <w:rPr>
+                <w:b w:val="0"/>
+                <w:i w:val="0"/>
+                <w:sz w:val="18"/>
+              </w:rPr>
+              <w:t xml:space="preserve"> beat before the next expected one, its T wave pointing the opposite way. </w:t>
+            </w:r>
+            <w:r>
+              <w:rPr>
+                <w:sz w:val="18"/>
+              </w:rPr>
+              <w:br/>
+            </w:r>
+            <w:r>
+              <w:rPr>
+                <w:b w:val="0"/>
+                <w:i w:val="0"/>
+                <w:sz w:val="18"/>
+              </w:rPr>
+              <w:t>Clinical Medicine Lecture 30 slide 36; Principles of Diagnostic Medicine 12 slide 70</w:t>
+            </w:r>
+            <w:r>
+              <w:rPr>
+                <w:sz w:val="18"/>
+              </w:rPr>
+              <w:br/>
+            </w:r>
+            <w:r>
+              <w:rPr>
+                <w:b/>
+                <w:i w:val="0"/>
+                <w:sz w:val="18"/>
+              </w:rPr>
               <w:t>Typical age</w:t>
             </w:r>
             <w:r>
@@ -4594,6 +4942,50 @@
                 <w:i w:val="0"/>
                 <w:sz w:val="18"/>
               </w:rPr>
+              <w:t>Tell-tale sign</w:t>
+            </w:r>
+            <w:r>
+              <w:rPr>
+                <w:b/>
+                <w:i w:val="0"/>
+                <w:sz w:val="18"/>
+              </w:rPr>
+              <w:t>A trigger</w:t>
+            </w:r>
+            <w:r>
+              <w:rPr>
+                <w:b w:val="0"/>
+                <w:i w:val="0"/>
+                <w:sz w:val="18"/>
+              </w:rPr>
+              <w:t xml:space="preserve"> (fear, pain, heat, or standing for a long time) and then a faint, most often in a young woman. </w:t>
+            </w:r>
+            <w:r>
+              <w:rPr>
+                <w:sz w:val="18"/>
+              </w:rPr>
+              <w:br/>
+            </w:r>
+            <w:r>
+              <w:rPr>
+                <w:b w:val="0"/>
+                <w:i w:val="0"/>
+                <w:sz w:val="18"/>
+              </w:rPr>
+              <w:t>Clinical Medicine Lecture 21 slide 14</w:t>
+            </w:r>
+            <w:r>
+              <w:rPr>
+                <w:sz w:val="18"/>
+              </w:rPr>
+              <w:br/>
+            </w:r>
+            <w:r>
+              <w:rPr>
+                <w:b/>
+                <w:i w:val="0"/>
+                <w:sz w:val="18"/>
+              </w:rPr>
               <w:t>Typical age</w:t>
             </w:r>
             <w:r>
@@ -5251,6 +5643,58 @@
                 <w:i w:val="0"/>
                 <w:sz w:val="18"/>
               </w:rPr>
+              <w:t>Tell-tale sign</w:t>
+            </w:r>
+            <w:r>
+              <w:rPr>
+                <w:b w:val="0"/>
+                <w:i w:val="0"/>
+                <w:sz w:val="18"/>
+              </w:rPr>
+              <w:t xml:space="preserve">A </w:t>
+            </w:r>
+            <w:r>
+              <w:rPr>
+                <w:b/>
+                <w:i w:val="0"/>
+                <w:sz w:val="18"/>
+              </w:rPr>
+              <w:t>holosystolic, blowing murmur at the apex that radiates to the axilla</w:t>
+            </w:r>
+            <w:r>
+              <w:rPr>
+                <w:b w:val="0"/>
+                <w:i w:val="0"/>
+                <w:sz w:val="18"/>
+              </w:rPr>
+              <w:t xml:space="preserve">, best heard with the patient on the left side and louder with handgrip. </w:t>
+            </w:r>
+            <w:r>
+              <w:rPr>
+                <w:sz w:val="18"/>
+              </w:rPr>
+              <w:br/>
+            </w:r>
+            <w:r>
+              <w:rPr>
+                <w:b w:val="0"/>
+                <w:i w:val="0"/>
+                <w:sz w:val="18"/>
+              </w:rPr>
+              <w:t>Clinical Medicine Lecture 23 slide 48</w:t>
+            </w:r>
+            <w:r>
+              <w:rPr>
+                <w:sz w:val="18"/>
+              </w:rPr>
+              <w:br/>
+            </w:r>
+            <w:r>
+              <w:rPr>
+                <w:b/>
+                <w:i w:val="0"/>
+                <w:sz w:val="18"/>
+              </w:rPr>
               <w:t>Typical age</w:t>
             </w:r>
             <w:r>
@@ -5980,6 +6424,58 @@
                 <w:i w:val="0"/>
                 <w:sz w:val="18"/>
               </w:rPr>
+              <w:t>Tell-tale sign</w:t>
+            </w:r>
+            <w:r>
+              <w:rPr>
+                <w:b w:val="0"/>
+                <w:i w:val="0"/>
+                <w:sz w:val="18"/>
+              </w:rPr>
+              <w:t xml:space="preserve">A </w:t>
+            </w:r>
+            <w:r>
+              <w:rPr>
+                <w:b/>
+                <w:i w:val="0"/>
+                <w:sz w:val="18"/>
+              </w:rPr>
+              <w:t>mid-systolic click at the apex</w:t>
+            </w:r>
+            <w:r>
+              <w:rPr>
+                <w:b w:val="0"/>
+                <w:i w:val="0"/>
+                <w:sz w:val="18"/>
+              </w:rPr>
+              <w:t xml:space="preserve"> in a healthy young woman (15 to 30). </w:t>
+            </w:r>
+            <w:r>
+              <w:rPr>
+                <w:sz w:val="18"/>
+              </w:rPr>
+              <w:br/>
+            </w:r>
+            <w:r>
+              <w:rPr>
+                <w:b w:val="0"/>
+                <w:i w:val="0"/>
+                <w:sz w:val="18"/>
+              </w:rPr>
+              <w:t>Clinical Medicine Lecture 23 slide 54; Physical Diagnosis 2 slide 39</w:t>
+            </w:r>
+            <w:r>
+              <w:rPr>
+                <w:sz w:val="18"/>
+              </w:rPr>
+              <w:br/>
+            </w:r>
+            <w:r>
+              <w:rPr>
+                <w:b/>
+                <w:i w:val="0"/>
+                <w:sz w:val="18"/>
+              </w:rPr>
               <w:t>Typical age</w:t>
             </w:r>
             <w:r>
@@ -6624,6 +7120,90 @@
                 <w:sz w:val="18"/>
               </w:rPr>
               <w:t>Top 5 non-emergent · #4</w:t>
+            </w:r>
+            <w:r>
+              <w:rPr>
+                <w:sz w:val="18"/>
+              </w:rPr>
+              <w:br/>
+            </w:r>
+            <w:r>
+              <w:rPr>
+                <w:b/>
+                <w:i w:val="0"/>
+                <w:sz w:val="18"/>
+              </w:rPr>
+              <w:t>Tell-tale sign</w:t>
+            </w:r>
+            <w:r>
+              <w:rPr>
+                <w:b w:val="0"/>
+                <w:i w:val="0"/>
+                <w:sz w:val="18"/>
+              </w:rPr>
+              <w:t xml:space="preserve">Lightheaded or faints </w:t>
+            </w:r>
+            <w:r>
+              <w:rPr>
+                <w:b/>
+                <w:i w:val="0"/>
+                <w:sz w:val="18"/>
+              </w:rPr>
+              <w:t>on standing up</w:t>
+            </w:r>
+            <w:r>
+              <w:rPr>
+                <w:b w:val="0"/>
+                <w:i w:val="0"/>
+                <w:sz w:val="18"/>
+              </w:rPr>
+              <w:t xml:space="preserve">, and the systolic pressure falls </w:t>
+            </w:r>
+            <w:r>
+              <w:rPr>
+                <w:b/>
+                <w:i w:val="0"/>
+                <w:sz w:val="18"/>
+              </w:rPr>
+              <w:t>more than 20</w:t>
+            </w:r>
+            <w:r>
+              <w:rPr>
+                <w:b w:val="0"/>
+                <w:i w:val="0"/>
+                <w:sz w:val="18"/>
+              </w:rPr>
+              <w:t xml:space="preserve"> or the diastolic </w:t>
+            </w:r>
+            <w:r>
+              <w:rPr>
+                <w:b/>
+                <w:i w:val="0"/>
+                <w:sz w:val="18"/>
+              </w:rPr>
+              <w:t>more than 10</w:t>
+            </w:r>
+            <w:r>
+              <w:rPr>
+                <w:b w:val="0"/>
+                <w:i w:val="0"/>
+                <w:sz w:val="18"/>
+              </w:rPr>
+              <w:t xml:space="preserve"> within 3 minutes of standing. </w:t>
+            </w:r>
+            <w:r>
+              <w:rPr>
+                <w:sz w:val="18"/>
+              </w:rPr>
+              <w:br/>
+            </w:r>
+            <w:r>
+              <w:rPr>
+                <w:b w:val="0"/>
+                <w:i w:val="0"/>
+                <w:sz w:val="18"/>
+              </w:rPr>
+              <w:t>Clinical Medicine Lecture 21 slide 13</w:t>
             </w:r>
             <w:r>
               <w:rPr>
@@ -7746,6 +8326,58 @@
                 <w:i w:val="0"/>
                 <w:sz w:val="18"/>
               </w:rPr>
+              <w:t>Tell-tale sign</w:t>
+            </w:r>
+            <w:r>
+              <w:rPr>
+                <w:b w:val="0"/>
+                <w:i w:val="0"/>
+                <w:sz w:val="18"/>
+              </w:rPr>
+              <w:t xml:space="preserve">Chest pressure </w:t>
+            </w:r>
+            <w:r>
+              <w:rPr>
+                <w:b/>
+                <w:i w:val="0"/>
+                <w:sz w:val="18"/>
+              </w:rPr>
+              <w:t>brought on by exertion and relieved by rest and nitroglycerin</w:t>
+            </w:r>
+            <w:r>
+              <w:rPr>
+                <w:b w:val="0"/>
+                <w:i w:val="0"/>
+                <w:sz w:val="18"/>
+              </w:rPr>
+              <w:t xml:space="preserve">, not changed by position; the patient shows a clenched fist over the sternum (Levine sign). </w:t>
+            </w:r>
+            <w:r>
+              <w:rPr>
+                <w:sz w:val="18"/>
+              </w:rPr>
+              <w:br/>
+            </w:r>
+            <w:r>
+              <w:rPr>
+                <w:b w:val="0"/>
+                <w:i w:val="0"/>
+                <w:sz w:val="18"/>
+              </w:rPr>
+              <w:t>Clinical Medicine Lecture 24 slides 27, 28, 37</w:t>
+            </w:r>
+            <w:r>
+              <w:rPr>
+                <w:sz w:val="18"/>
+              </w:rPr>
+              <w:br/>
+            </w:r>
+            <w:r>
+              <w:rPr>
+                <w:b/>
+                <w:i w:val="0"/>
+                <w:sz w:val="18"/>
+              </w:rPr>
               <w:t>Typical age</w:t>
             </w:r>
             <w:r>
@@ -8410,7 +9042,7 @@
                 <w:i w:val="0"/>
                 <w:sz w:val="18"/>
               </w:rPr>
-              <w:t>The course's picture of subendocardial ischemia: the ST segment sits below the baseline, measured at the J point, across many leads, with the mirror-image elevation in aVR. It shows the pattern, not a patient labelled with angina. In stable angina this appears during exertion or a stress test and settles with rest; the resting tracing is often normal.</w:t>
+              <w:t>The course's picture of subendocardial ischemia: the ST segment sits below the baseline, measured at the J point, across many leads, with the mirror-image elevation in aVR. It shows the pattern, not a patient labeled with angina. In stable angina this appears during exertion or a stress test and settles with rest; the resting tracing is often normal.</w:t>
             </w:r>
             <w:r>
               <w:rPr>
@@ -8478,6 +9110,58 @@
                 <w:sz w:val="18"/>
               </w:rPr>
               <w:t>Top 10 most common · #5</w:t>
+            </w:r>
+            <w:r>
+              <w:rPr>
+                <w:sz w:val="18"/>
+              </w:rPr>
+              <w:br/>
+            </w:r>
+            <w:r>
+              <w:rPr>
+                <w:b/>
+                <w:i w:val="0"/>
+                <w:sz w:val="18"/>
+              </w:rPr>
+              <w:t>Tell-tale sign</w:t>
+            </w:r>
+            <w:r>
+              <w:rPr>
+                <w:b w:val="0"/>
+                <w:i w:val="0"/>
+                <w:sz w:val="18"/>
+              </w:rPr>
+              <w:t xml:space="preserve">An </w:t>
+            </w:r>
+            <w:r>
+              <w:rPr>
+                <w:b/>
+                <w:i w:val="0"/>
+                <w:sz w:val="18"/>
+              </w:rPr>
+              <w:t>irregular pulse with no steady beat</w:t>
+            </w:r>
+            <w:r>
+              <w:rPr>
+                <w:b w:val="0"/>
+                <w:i w:val="0"/>
+                <w:sz w:val="18"/>
+              </w:rPr>
+              <w:t xml:space="preserve">; on the electrocardiogram, an irregular rhythm with no clear P waves. </w:t>
+            </w:r>
+            <w:r>
+              <w:rPr>
+                <w:sz w:val="18"/>
+              </w:rPr>
+              <w:br/>
+            </w:r>
+            <w:r>
+              <w:rPr>
+                <w:b w:val="0"/>
+                <w:i w:val="0"/>
+                <w:sz w:val="18"/>
+              </w:rPr>
+              <w:t>Principles of Diagnostic Medicine 12 slides 32, 34</w:t>
             </w:r>
             <w:r>
               <w:rPr>
@@ -9242,6 +9926,50 @@
                 <w:i w:val="0"/>
                 <w:sz w:val="18"/>
               </w:rPr>
+              <w:t>Tell-tale sign</w:t>
+            </w:r>
+            <w:r>
+              <w:rPr>
+                <w:b/>
+                <w:i w:val="0"/>
+                <w:sz w:val="18"/>
+              </w:rPr>
+              <w:t>One</w:t>
+            </w:r>
+            <w:r>
+              <w:rPr>
+                <w:b w:val="0"/>
+                <w:i w:val="0"/>
+                <w:sz w:val="18"/>
+              </w:rPr>
+              <w:t xml:space="preserve"> swollen, painful, warm leg, often a calf cramp that keeps getting worse over a few days. </w:t>
+            </w:r>
+            <w:r>
+              <w:rPr>
+                <w:sz w:val="18"/>
+              </w:rPr>
+              <w:br/>
+            </w:r>
+            <w:r>
+              <w:rPr>
+                <w:b w:val="0"/>
+                <w:i w:val="0"/>
+                <w:sz w:val="18"/>
+              </w:rPr>
+              <w:t>Clinical Medicine Lecture 26 slide 51</w:t>
+            </w:r>
+            <w:r>
+              <w:rPr>
+                <w:sz w:val="18"/>
+              </w:rPr>
+              <w:br/>
+            </w:r>
+            <w:r>
+              <w:rPr>
+                <w:b/>
+                <w:i w:val="0"/>
+                <w:sz w:val="18"/>
+              </w:rPr>
               <w:t>Typical age</w:t>
             </w:r>
             <w:r>
@@ -9801,6 +10529,58 @@
                 <w:sz w:val="18"/>
               </w:rPr>
               <w:t>Top 10 most common · #10</w:t>
+            </w:r>
+            <w:r>
+              <w:rPr>
+                <w:sz w:val="18"/>
+              </w:rPr>
+              <w:br/>
+            </w:r>
+            <w:r>
+              <w:rPr>
+                <w:b/>
+                <w:i w:val="0"/>
+                <w:sz w:val="18"/>
+              </w:rPr>
+              <w:t>Tell-tale sign</w:t>
+            </w:r>
+            <w:r>
+              <w:rPr>
+                <w:b w:val="0"/>
+                <w:i w:val="0"/>
+                <w:sz w:val="18"/>
+              </w:rPr>
+              <w:t xml:space="preserve">A </w:t>
+            </w:r>
+            <w:r>
+              <w:rPr>
+                <w:b/>
+                <w:i w:val="0"/>
+                <w:sz w:val="18"/>
+              </w:rPr>
+              <w:t>harsh crescendo-decrescendo systolic murmur at the right second intercostal space, radiating to the carotids</w:t>
+            </w:r>
+            <w:r>
+              <w:rPr>
+                <w:b w:val="0"/>
+                <w:i w:val="0"/>
+                <w:sz w:val="18"/>
+              </w:rPr>
+              <w:t xml:space="preserve">, in an older patient with exertional angina, syncope or breathlessness. </w:t>
+            </w:r>
+            <w:r>
+              <w:rPr>
+                <w:sz w:val="18"/>
+              </w:rPr>
+              <w:br/>
+            </w:r>
+            <w:r>
+              <w:rPr>
+                <w:b w:val="0"/>
+                <w:i w:val="0"/>
+                <w:sz w:val="18"/>
+              </w:rPr>
+              <w:t>Clinical Medicine Lecture 23 slides 16, 17</w:t>
             </w:r>
             <w:r>
               <w:rPr>
@@ -10591,6 +11371,66 @@
                 <w:i w:val="0"/>
                 <w:sz w:val="18"/>
               </w:rPr>
+              <w:t>Tell-tale sign</w:t>
+            </w:r>
+            <w:r>
+              <w:rPr>
+                <w:b/>
+                <w:i w:val="0"/>
+                <w:sz w:val="18"/>
+              </w:rPr>
+              <w:t>Sharp, pleuritic chest pain, better leaning forward</w:t>
+            </w:r>
+            <w:r>
+              <w:rPr>
+                <w:b w:val="0"/>
+                <w:i w:val="0"/>
+                <w:sz w:val="18"/>
+              </w:rPr>
+              <w:t xml:space="preserve"> and worse lying flat, with a </w:t>
+            </w:r>
+            <w:r>
+              <w:rPr>
+                <w:b/>
+                <w:i w:val="0"/>
+                <w:sz w:val="18"/>
+              </w:rPr>
+              <w:t>friction rub</w:t>
+            </w:r>
+            <w:r>
+              <w:rPr>
+                <w:b w:val="0"/>
+                <w:i w:val="0"/>
+                <w:sz w:val="18"/>
+              </w:rPr>
+              <w:t xml:space="preserve">. </w:t>
+            </w:r>
+            <w:r>
+              <w:rPr>
+                <w:sz w:val="18"/>
+              </w:rPr>
+              <w:br/>
+            </w:r>
+            <w:r>
+              <w:rPr>
+                <w:b w:val="0"/>
+                <w:i w:val="0"/>
+                <w:sz w:val="18"/>
+              </w:rPr>
+              <w:t>Clinical Medicine Lecture 31 slides 13, 17</w:t>
+            </w:r>
+            <w:r>
+              <w:rPr>
+                <w:sz w:val="18"/>
+              </w:rPr>
+              <w:br/>
+            </w:r>
+            <w:r>
+              <w:rPr>
+                <w:b/>
+                <w:i w:val="0"/>
+                <w:sz w:val="18"/>
+              </w:rPr>
               <w:t>Typical age</w:t>
             </w:r>
             <w:r>
@@ -11331,6 +12171,74 @@
                 <w:sz w:val="18"/>
               </w:rPr>
               <w:t>Top 5 non-emergent · #5</w:t>
+            </w:r>
+            <w:r>
+              <w:rPr>
+                <w:sz w:val="18"/>
+              </w:rPr>
+              <w:br/>
+            </w:r>
+            <w:r>
+              <w:rPr>
+                <w:b/>
+                <w:i w:val="0"/>
+                <w:sz w:val="18"/>
+              </w:rPr>
+              <w:t>Tell-tale sign</w:t>
+            </w:r>
+            <w:r>
+              <w:rPr>
+                <w:b w:val="0"/>
+                <w:i w:val="0"/>
+                <w:sz w:val="18"/>
+              </w:rPr>
+              <w:t xml:space="preserve">A young person who </w:t>
+            </w:r>
+            <w:r>
+              <w:rPr>
+                <w:b/>
+                <w:i w:val="0"/>
+                <w:sz w:val="18"/>
+              </w:rPr>
+              <w:t>faints or nearly faints with exertion</w:t>
+            </w:r>
+            <w:r>
+              <w:rPr>
+                <w:b w:val="0"/>
+                <w:i w:val="0"/>
+                <w:sz w:val="18"/>
+              </w:rPr>
+              <w:t xml:space="preserve">, with a systolic murmur that gets </w:t>
+            </w:r>
+            <w:r>
+              <w:rPr>
+                <w:b/>
+                <w:i w:val="0"/>
+                <w:sz w:val="18"/>
+              </w:rPr>
+              <w:t>LOUDER with Valsalva or standing</w:t>
+            </w:r>
+            <w:r>
+              <w:rPr>
+                <w:b w:val="0"/>
+                <w:i w:val="0"/>
+                <w:sz w:val="18"/>
+              </w:rPr>
+              <w:t xml:space="preserve">. </w:t>
+            </w:r>
+            <w:r>
+              <w:rPr>
+                <w:sz w:val="18"/>
+              </w:rPr>
+              <w:br/>
+            </w:r>
+            <w:r>
+              <w:rPr>
+                <w:b w:val="0"/>
+                <w:i w:val="0"/>
+                <w:sz w:val="18"/>
+              </w:rPr>
+              <w:t>Clinical Medicine Lecture 28 slides 65, 66; Physical Diagnosis 2 slides 61, 62</w:t>
             </w:r>
             <w:r>
               <w:rPr>
@@ -12503,6 +13411,58 @@
                 <w:i w:val="0"/>
                 <w:sz w:val="18"/>
               </w:rPr>
+              <w:t>Tell-tale sign</w:t>
+            </w:r>
+            <w:r>
+              <w:rPr>
+                <w:b w:val="0"/>
+                <w:i w:val="0"/>
+                <w:sz w:val="18"/>
+              </w:rPr>
+              <w:t xml:space="preserve">Ischemic chest pain </w:t>
+            </w:r>
+            <w:r>
+              <w:rPr>
+                <w:b/>
+                <w:i w:val="0"/>
+                <w:sz w:val="18"/>
+              </w:rPr>
+              <w:t>at rest</w:t>
+            </w:r>
+            <w:r>
+              <w:rPr>
+                <w:b w:val="0"/>
+                <w:i w:val="0"/>
+                <w:sz w:val="18"/>
+              </w:rPr>
+              <w:t xml:space="preserve">, new, or getting worse, where stable angina is relieved by rest; the electrocardiogram and troponin then sort out which syndrome it is. </w:t>
+            </w:r>
+            <w:r>
+              <w:rPr>
+                <w:sz w:val="18"/>
+              </w:rPr>
+              <w:br/>
+            </w:r>
+            <w:r>
+              <w:rPr>
+                <w:b w:val="0"/>
+                <w:i w:val="0"/>
+                <w:sz w:val="18"/>
+              </w:rPr>
+              <w:t>Clinical Medicine Lecture 24 slides 37, 45, 86</w:t>
+            </w:r>
+            <w:r>
+              <w:rPr>
+                <w:sz w:val="18"/>
+              </w:rPr>
+              <w:br/>
+            </w:r>
+            <w:r>
+              <w:rPr>
+                <w:b/>
+                <w:i w:val="0"/>
+                <w:sz w:val="18"/>
+              </w:rPr>
               <w:t>Typical age</w:t>
             </w:r>
             <w:r>
@@ -13384,6 +14344,66 @@
                 <w:i w:val="0"/>
                 <w:sz w:val="18"/>
               </w:rPr>
+              <w:t>Tell-tale sign</w:t>
+            </w:r>
+            <w:r>
+              <w:rPr>
+                <w:b/>
+                <w:i w:val="0"/>
+                <w:sz w:val="18"/>
+              </w:rPr>
+              <w:t>Tearing or ripping</w:t>
+            </w:r>
+            <w:r>
+              <w:rPr>
+                <w:b w:val="0"/>
+                <w:i w:val="0"/>
+                <w:sz w:val="18"/>
+              </w:rPr>
+              <w:t xml:space="preserve"> chest or back pain, worst at onset, with </w:t>
+            </w:r>
+            <w:r>
+              <w:rPr>
+                <w:b/>
+                <w:i w:val="0"/>
+                <w:sz w:val="18"/>
+              </w:rPr>
+              <w:t>unequal arm pressures</w:t>
+            </w:r>
+            <w:r>
+              <w:rPr>
+                <w:b w:val="0"/>
+                <w:i w:val="0"/>
+                <w:sz w:val="18"/>
+              </w:rPr>
+              <w:t xml:space="preserve"> or a pulse deficit. </w:t>
+            </w:r>
+            <w:r>
+              <w:rPr>
+                <w:sz w:val="18"/>
+              </w:rPr>
+              <w:br/>
+            </w:r>
+            <w:r>
+              <w:rPr>
+                <w:b w:val="0"/>
+                <w:i w:val="0"/>
+                <w:sz w:val="18"/>
+              </w:rPr>
+              <w:t>Clinical Medicine Lecture 20 slide 29; Clinical Medicine Lecture 27 slide 116</w:t>
+            </w:r>
+            <w:r>
+              <w:rPr>
+                <w:sz w:val="18"/>
+              </w:rPr>
+              <w:br/>
+            </w:r>
+            <w:r>
+              <w:rPr>
+                <w:b/>
+                <w:i w:val="0"/>
+                <w:sz w:val="18"/>
+              </w:rPr>
               <w:t>Typical age</w:t>
             </w:r>
             <w:r>
@@ -14121,6 +15141,66 @@
                 <w:i w:val="0"/>
                 <w:sz w:val="18"/>
               </w:rPr>
+              <w:t>Tell-tale sign</w:t>
+            </w:r>
+            <w:r>
+              <w:rPr>
+                <w:b/>
+                <w:i w:val="0"/>
+                <w:sz w:val="18"/>
+              </w:rPr>
+              <w:t>Beck triad</w:t>
+            </w:r>
+            <w:r>
+              <w:rPr>
+                <w:b w:val="0"/>
+                <w:i w:val="0"/>
+                <w:sz w:val="18"/>
+              </w:rPr>
+              <w:t xml:space="preserve"> (low blood pressure, distended neck veins, muffled heart sounds) with </w:t>
+            </w:r>
+            <w:r>
+              <w:rPr>
+                <w:b/>
+                <w:i w:val="0"/>
+                <w:sz w:val="18"/>
+              </w:rPr>
+              <w:t>pulsus paradoxus</w:t>
+            </w:r>
+            <w:r>
+              <w:rPr>
+                <w:b w:val="0"/>
+                <w:i w:val="0"/>
+                <w:sz w:val="18"/>
+              </w:rPr>
+              <w:t xml:space="preserve">. </w:t>
+            </w:r>
+            <w:r>
+              <w:rPr>
+                <w:sz w:val="18"/>
+              </w:rPr>
+              <w:br/>
+            </w:r>
+            <w:r>
+              <w:rPr>
+                <w:b w:val="0"/>
+                <w:i w:val="0"/>
+                <w:sz w:val="18"/>
+              </w:rPr>
+              <w:t>Clinical Medicine Lecture 31 slides 54, 59</w:t>
+            </w:r>
+            <w:r>
+              <w:rPr>
+                <w:sz w:val="18"/>
+              </w:rPr>
+              <w:br/>
+            </w:r>
+            <w:r>
+              <w:rPr>
+                <w:b/>
+                <w:i w:val="0"/>
+                <w:sz w:val="18"/>
+              </w:rPr>
               <w:t>Typical age</w:t>
             </w:r>
             <w:r>
@@ -14818,6 +15898,58 @@
                 <w:i w:val="0"/>
                 <w:sz w:val="18"/>
               </w:rPr>
+              <w:t>Tell-tale sign</w:t>
+            </w:r>
+            <w:r>
+              <w:rPr>
+                <w:b w:val="0"/>
+                <w:i w:val="0"/>
+                <w:sz w:val="18"/>
+              </w:rPr>
+              <w:t xml:space="preserve">A </w:t>
+            </w:r>
+            <w:r>
+              <w:rPr>
+                <w:b/>
+                <w:i w:val="0"/>
+                <w:sz w:val="18"/>
+              </w:rPr>
+              <w:t>wide-complex tachycardia</w:t>
+            </w:r>
+            <w:r>
+              <w:rPr>
+                <w:b w:val="0"/>
+                <w:i w:val="0"/>
+                <w:sz w:val="18"/>
+              </w:rPr>
+              <w:t xml:space="preserve">, three or more ventricular beats in a row, usually in someone with heart disease. Check for a pulse first. </w:t>
+            </w:r>
+            <w:r>
+              <w:rPr>
+                <w:sz w:val="18"/>
+              </w:rPr>
+              <w:br/>
+            </w:r>
+            <w:r>
+              <w:rPr>
+                <w:b w:val="0"/>
+                <w:i w:val="0"/>
+                <w:sz w:val="18"/>
+              </w:rPr>
+              <w:t>Clinical Medicine Lecture 30 slides 40, 42, 45; Principles of Diagnostic Medicine 13 slide 5</w:t>
+            </w:r>
+            <w:r>
+              <w:rPr>
+                <w:sz w:val="18"/>
+              </w:rPr>
+              <w:br/>
+            </w:r>
+            <w:r>
+              <w:rPr>
+                <w:b/>
+                <w:i w:val="0"/>
+                <w:sz w:val="18"/>
+              </w:rPr>
               <w:t>Typical age</w:t>
             </w:r>
             <w:r>
@@ -15478,6 +16610,58 @@
                 <w:sz w:val="18"/>
               </w:rPr>
               <w:t>Top 5 emergent · #5</w:t>
+            </w:r>
+            <w:r>
+              <w:rPr>
+                <w:sz w:val="18"/>
+              </w:rPr>
+              <w:br/>
+            </w:r>
+            <w:r>
+              <w:rPr>
+                <w:b/>
+                <w:i w:val="0"/>
+                <w:sz w:val="18"/>
+              </w:rPr>
+              <w:t>Tell-tale sign</w:t>
+            </w:r>
+            <w:r>
+              <w:rPr>
+                <w:b w:val="0"/>
+                <w:i w:val="0"/>
+                <w:sz w:val="18"/>
+              </w:rPr>
+              <w:t xml:space="preserve">Severe pressure, often above 180/120, </w:t>
+            </w:r>
+            <w:r>
+              <w:rPr>
+                <w:b/>
+                <w:i w:val="0"/>
+                <w:sz w:val="18"/>
+              </w:rPr>
+              <w:t>PLUS new organ injury</w:t>
+            </w:r>
+            <w:r>
+              <w:rPr>
+                <w:b w:val="0"/>
+                <w:i w:val="0"/>
+                <w:sz w:val="18"/>
+              </w:rPr>
+              <w:t xml:space="preserve">: encephalopathy, pulmonary edema, acute kidney injury, dissection or acute coronary syndrome. The injury, not the number, makes it an emergency. </w:t>
+            </w:r>
+            <w:r>
+              <w:rPr>
+                <w:sz w:val="18"/>
+              </w:rPr>
+              <w:br/>
+            </w:r>
+            <w:r>
+              <w:rPr>
+                <w:b w:val="0"/>
+                <w:i w:val="0"/>
+                <w:sz w:val="18"/>
+              </w:rPr>
+              <w:t>Clinical Medicine Lecture 20 slide 5</w:t>
             </w:r>
             <w:r>
               <w:rPr>

--- a/Physical Diagnosis 2 Exam 1/pd2-cardiac-osce-chart.docx
+++ b/Physical Diagnosis 2 Exam 1/pd2-cardiac-osce-chart.docx
@@ -62,7 +62,7 @@
           <w:b w:val="0"/>
           <w:i w:val="0"/>
         </w:rPr>
-        <w:t>20 conditions — 9 routine, 6 urgent, 5 emergent</w:t>
+        <w:t>21 conditions — 9 routine, 7 urgent, 5 emergent</w:t>
       </w:r>
     </w:p>
     <w:p>
@@ -182,7 +182,7 @@
           <w:b w:val="0"/>
           <w:i w:val="0"/>
         </w:rPr>
-        <w:t xml:space="preserve">, eighteen of the twenty. Each tracing is labeled as that finding by its source: a slide from the Principles of Diagnostic Medicine I electrocardiogram lectures, or a Wikimedia Commons file whose description names it. </w:t>
+        <w:t xml:space="preserve">, nineteen of the twenty-one. Each tracing is labeled as that finding by its source: a slide from the Principles of Diagnostic Medicine I electrocardiogram lectures, or a Wikimedia Commons file whose description names it. </w:t>
       </w:r>
       <w:r>
         <w:rPr>
@@ -209,14 +209,14 @@
           <w:b/>
           <w:i w:val="0"/>
         </w:rPr>
-        <w:t>Three lists, twenty conditions, no repeats.</w:t>
+        <w:t>Three lists, twenty-one conditions, no repeats.</w:t>
       </w:r>
       <w:r>
         <w:rPr>
           <w:b w:val="0"/>
           <w:i w:val="0"/>
         </w:rPr>
-        <w:t xml:space="preserve"> The ten most common cardiology diagnoses, then five more that are managed in clinic, then the five emergencies that must never be missed.</w:t>
+        <w:t xml:space="preserve"> The ten most common cardiology diagnoses, then six more that are managed in clinic, then the five emergencies that must never be missed.</w:t>
       </w:r>
       <w:r>
         <w:br/>
@@ -478,7 +478,7 @@
           <w:rFonts w:ascii="Georgia" w:hAnsi="Georgia"/>
           <w:color w:val="17494B"/>
         </w:rPr>
-        <w:t>Top 5 non-emergent</w:t>
+        <w:t>Top non-emergent</w:t>
       </w:r>
     </w:p>
     <w:p>
@@ -549,6 +549,20 @@
           <w:sz w:val="20"/>
         </w:rPr>
         <w:t>Hypertrophic cardiomyopathy</w:t>
+      </w:r>
+    </w:p>
+    <w:p>
+      <w:pPr>
+        <w:pStyle w:val="ListNumber"/>
+        <w:spacing w:after="40"/>
+      </w:pPr>
+      <w:r>
+        <w:rPr>
+          <w:b w:val="0"/>
+          <w:i w:val="0"/>
+          <w:sz w:val="20"/>
+        </w:rPr>
+        <w:t>Dilated cardiomyopathy</w:t>
       </w:r>
     </w:p>
     <w:p>
@@ -5629,7 +5643,7 @@
                 <w:i w:val="0"/>
                 <w:sz w:val="18"/>
               </w:rPr>
-              <w:t>Top 5 non-emergent · #2</w:t>
+              <w:t>Top non-emergent · #2</w:t>
             </w:r>
             <w:r>
               <w:rPr>
@@ -6410,7 +6424,7 @@
                 <w:i w:val="0"/>
                 <w:sz w:val="18"/>
               </w:rPr>
-              <w:t>Top 5 non-emergent · #3</w:t>
+              <w:t>Top non-emergent · #3</w:t>
             </w:r>
             <w:r>
               <w:rPr>
@@ -7119,7 +7133,7 @@
                 <w:i w:val="0"/>
                 <w:sz w:val="18"/>
               </w:rPr>
-              <w:t>Top 5 non-emergent · #4</w:t>
+              <w:t>Top non-emergent · #4</w:t>
             </w:r>
             <w:r>
               <w:rPr>
@@ -7906,7 +7920,7 @@
           <w:rFonts w:ascii="Georgia" w:hAnsi="Georgia"/>
           <w:color w:val="17494B"/>
         </w:rPr>
-        <w:t>Urgent 6 conditions</w:t>
+        <w:t>Urgent 7 conditions</w:t>
       </w:r>
     </w:p>
     <w:p>
@@ -11357,7 +11371,7 @@
                 <w:i w:val="0"/>
                 <w:sz w:val="18"/>
               </w:rPr>
-              <w:t>Top 5 non-emergent · #1</w:t>
+              <w:t>Top non-emergent · #1</w:t>
             </w:r>
             <w:r>
               <w:rPr>
@@ -12170,7 +12184,7 @@
                 <w:i w:val="0"/>
                 <w:sz w:val="18"/>
               </w:rPr>
-              <w:t>Top 5 non-emergent · #5</w:t>
+              <w:t>Top non-emergent · #5</w:t>
             </w:r>
             <w:r>
               <w:rPr>
@@ -12985,6 +12999,955 @@
                 <w:sz w:val="18"/>
               </w:rPr>
               <w:t>; resized, yellow boxes added</w:t>
+            </w:r>
+          </w:p>
+        </w:tc>
+      </w:tr>
+      <w:tr>
+        <w:tc>
+          <w:tcPr>
+            <w:tcW w:type="dxa" w:w="1818"/>
+          </w:tcPr>
+          <w:p>
+            <w:pPr>
+              <w:spacing w:after="40"/>
+            </w:pPr>
+            <w:r>
+              <w:rPr>
+                <w:sz w:val="18"/>
+              </w:rPr>
+            </w:r>
+            <w:r>
+              <w:rPr>
+                <w:b/>
+                <w:i w:val="0"/>
+                <w:sz w:val="18"/>
+              </w:rPr>
+              <w:t>Dilated cardiomyopathy</w:t>
+            </w:r>
+            <w:r>
+              <w:rPr>
+                <w:sz w:val="18"/>
+              </w:rPr>
+              <w:br/>
+            </w:r>
+            <w:r>
+              <w:rPr>
+                <w:b w:val="0"/>
+                <w:i w:val="0"/>
+                <w:sz w:val="18"/>
+              </w:rPr>
+              <w:t>Top non-emergent · #6</w:t>
+            </w:r>
+            <w:r>
+              <w:rPr>
+                <w:sz w:val="18"/>
+              </w:rPr>
+              <w:br/>
+            </w:r>
+            <w:r>
+              <w:rPr>
+                <w:b/>
+                <w:i w:val="0"/>
+                <w:sz w:val="18"/>
+              </w:rPr>
+              <w:t>Tell-tale sign</w:t>
+            </w:r>
+            <w:r>
+              <w:rPr>
+                <w:b w:val="0"/>
+                <w:i w:val="0"/>
+                <w:sz w:val="18"/>
+              </w:rPr>
+              <w:t xml:space="preserve">Heart failure symptoms in a 20- to 60-year-old with a </w:t>
+            </w:r>
+            <w:r>
+              <w:rPr>
+                <w:b/>
+                <w:i w:val="0"/>
+                <w:sz w:val="18"/>
+              </w:rPr>
+              <w:t>laterally displaced point of maximal impulse and an S3</w:t>
+            </w:r>
+            <w:r>
+              <w:rPr>
+                <w:b w:val="0"/>
+                <w:i w:val="0"/>
+                <w:sz w:val="18"/>
+              </w:rPr>
+              <w:t xml:space="preserve">, often with a mitral regurgitation murmur, and no coronary or valve disease to explain it. </w:t>
+            </w:r>
+            <w:r>
+              <w:rPr>
+                <w:sz w:val="18"/>
+              </w:rPr>
+              <w:br/>
+            </w:r>
+            <w:r>
+              <w:rPr>
+                <w:b w:val="0"/>
+                <w:i w:val="0"/>
+                <w:sz w:val="18"/>
+              </w:rPr>
+              <w:t>Clinical Medicine Lecture 28 slides 17, 19, 20, 26, 30</w:t>
+            </w:r>
+            <w:r>
+              <w:rPr>
+                <w:sz w:val="18"/>
+              </w:rPr>
+              <w:br/>
+            </w:r>
+            <w:r>
+              <w:rPr>
+                <w:b/>
+                <w:i w:val="0"/>
+                <w:sz w:val="18"/>
+              </w:rPr>
+              <w:t>Typical age</w:t>
+            </w:r>
+            <w:r>
+              <w:rPr>
+                <w:b w:val="0"/>
+                <w:i w:val="0"/>
+                <w:sz w:val="18"/>
+              </w:rPr>
+              <w:t xml:space="preserve"> Most present between 20 and 60, though it occurs in children and older adults too; men more than women, and a high rate in African Americans. </w:t>
+            </w:r>
+            <w:r>
+              <w:rPr>
+                <w:sz w:val="18"/>
+              </w:rPr>
+              <w:br/>
+            </w:r>
+            <w:r>
+              <w:rPr>
+                <w:b w:val="0"/>
+                <w:i w:val="0"/>
+                <w:sz w:val="18"/>
+              </w:rPr>
+              <w:t>Clinical Medicine Lecture 28 slide 20</w:t>
+            </w:r>
+            <w:r>
+              <w:rPr>
+                <w:sz w:val="18"/>
+              </w:rPr>
+              <w:br/>
+            </w:r>
+            <w:r>
+              <w:rPr>
+                <w:b/>
+                <w:i w:val="0"/>
+                <w:sz w:val="18"/>
+              </w:rPr>
+              <w:t>The most common type of cardiomyopathy</w:t>
+            </w:r>
+            <w:r>
+              <w:rPr>
+                <w:b w:val="0"/>
+                <w:i w:val="0"/>
+                <w:sz w:val="18"/>
+              </w:rPr>
+              <w:t xml:space="preserve">: 10,000 deaths and 46,000 hospitalizations a year in the United States, and idiopathic dilated cardiomyopathy is the </w:t>
+            </w:r>
+            <w:r>
+              <w:rPr>
+                <w:b/>
+                <w:i w:val="0"/>
+                <w:sz w:val="18"/>
+              </w:rPr>
+              <w:t>primary reason for heart transplantation</w:t>
+            </w:r>
+            <w:r>
+              <w:rPr>
+                <w:b w:val="0"/>
+                <w:i w:val="0"/>
+                <w:sz w:val="18"/>
+              </w:rPr>
+              <w:t>.</w:t>
+            </w:r>
+            <w:r>
+              <w:rPr>
+                <w:sz w:val="18"/>
+              </w:rPr>
+              <w:br/>
+            </w:r>
+            <w:r>
+              <w:rPr>
+                <w:b w:val="0"/>
+                <w:i w:val="0"/>
+                <w:sz w:val="18"/>
+              </w:rPr>
+              <w:t>Clinical Medicine Lecture 28 Cardiomyopathy (Carter) · slides 15, 17–45 · Physical Diagnosis 2 Cardiovascular slides 20, 40</w:t>
+            </w:r>
+          </w:p>
+        </w:tc>
+        <w:tc>
+          <w:tcPr>
+            <w:tcW w:type="dxa" w:w="1818"/>
+          </w:tcPr>
+          <w:p>
+            <w:pPr>
+              <w:spacing w:after="40"/>
+            </w:pPr>
+            <w:r>
+              <w:rPr>
+                <w:sz w:val="18"/>
+              </w:rPr>
+            </w:r>
+            <w:r>
+              <w:rPr>
+                <w:b w:val="0"/>
+                <w:i w:val="0"/>
+                <w:sz w:val="18"/>
+              </w:rPr>
+              <w:t>“Three months ago I could walk a mile; now one flight of stairs leaves me out of breath. I’m tired all the time, I sleep propped up, I wake up gasping, and my ankles and belly keep swelling.” Sometimes: “My heart skips and races.” Ask for the cause: alcohol, chemotherapy, a recent viral illness, the last months of pregnancy, or a relative with cardiomyopathy or sudden death.</w:t>
+            </w:r>
+          </w:p>
+        </w:tc>
+        <w:tc>
+          <w:tcPr>
+            <w:tcW w:type="dxa" w:w="1818"/>
+          </w:tcPr>
+          <w:p>
+            <w:pPr>
+              <w:spacing w:after="40"/>
+            </w:pPr>
+            <w:r>
+              <w:rPr>
+                <w:sz w:val="18"/>
+              </w:rPr>
+            </w:r>
+            <w:r>
+              <w:rPr>
+                <w:b w:val="0"/>
+                <w:i w:val="0"/>
+                <w:sz w:val="18"/>
+              </w:rPr>
+              <w:t xml:space="preserve">Heart failure signs, </w:t>
+            </w:r>
+            <w:r>
+              <w:rPr>
+                <w:b/>
+                <w:i w:val="0"/>
+                <w:sz w:val="18"/>
+              </w:rPr>
+              <w:t>left-sided before right</w:t>
+            </w:r>
+            <w:r>
+              <w:rPr>
+                <w:b w:val="0"/>
+                <w:i w:val="0"/>
+                <w:sz w:val="18"/>
+              </w:rPr>
+              <w:t xml:space="preserve">. Vitals: tachypnea, tachycardia, high or low pressure, an </w:t>
+            </w:r>
+            <w:r>
+              <w:rPr>
+                <w:b/>
+                <w:i w:val="0"/>
+                <w:sz w:val="18"/>
+              </w:rPr>
+              <w:t>irregular pulse</w:t>
+            </w:r>
+            <w:r>
+              <w:rPr>
+                <w:b w:val="0"/>
+                <w:i w:val="0"/>
+                <w:sz w:val="18"/>
+              </w:rPr>
+              <w:t xml:space="preserve"> (premature beats, atrial fibrillation) and a </w:t>
+            </w:r>
+            <w:r>
+              <w:rPr>
+                <w:b/>
+                <w:i w:val="0"/>
+                <w:sz w:val="18"/>
+              </w:rPr>
+              <w:t>narrow pulse pressure</w:t>
+            </w:r>
+            <w:r>
+              <w:rPr>
+                <w:b w:val="0"/>
+                <w:i w:val="0"/>
+                <w:sz w:val="18"/>
+              </w:rPr>
+              <w:t xml:space="preserve"> (low stroke volume). Lungs: crackles, diminished breath sounds over an effusion, cyanosis. Heart: a </w:t>
+            </w:r>
+            <w:r>
+              <w:rPr>
+                <w:b/>
+                <w:i w:val="0"/>
+                <w:sz w:val="18"/>
+              </w:rPr>
+              <w:t>laterally displaced point of maximal impulse</w:t>
+            </w:r>
+            <w:r>
+              <w:rPr>
+                <w:b w:val="0"/>
+                <w:i w:val="0"/>
+                <w:sz w:val="18"/>
+              </w:rPr>
+              <w:t xml:space="preserve">, an </w:t>
+            </w:r>
+            <w:r>
+              <w:rPr>
+                <w:b/>
+                <w:i w:val="0"/>
+                <w:sz w:val="18"/>
+              </w:rPr>
+              <w:t>S3 gallop</w:t>
+            </w:r>
+            <w:r>
+              <w:rPr>
+                <w:b w:val="0"/>
+                <w:i w:val="0"/>
+                <w:sz w:val="18"/>
+              </w:rPr>
+              <w:t xml:space="preserve">, the holosystolic murmurs of </w:t>
+            </w:r>
+            <w:r>
+              <w:rPr>
+                <w:b/>
+                <w:i w:val="0"/>
+                <w:sz w:val="18"/>
+              </w:rPr>
+              <w:t>mitral and tricuspid regurgitation</w:t>
+            </w:r>
+            <w:r>
+              <w:rPr>
+                <w:b w:val="0"/>
+                <w:i w:val="0"/>
+                <w:sz w:val="18"/>
+              </w:rPr>
+              <w:t>, jugular venous distension, cool extremities and peripheral edema. Abdomen: congestive hepatomegaly, ascites.</w:t>
+            </w:r>
+          </w:p>
+        </w:tc>
+        <w:tc>
+          <w:tcPr>
+            <w:tcW w:type="dxa" w:w="1818"/>
+          </w:tcPr>
+          <w:p>
+            <w:pPr>
+              <w:spacing w:after="40"/>
+            </w:pPr>
+            <w:r>
+              <w:rPr>
+                <w:sz w:val="18"/>
+              </w:rPr>
+            </w:r>
+            <w:r>
+              <w:rPr>
+                <w:b/>
+                <w:i w:val="0"/>
+                <w:sz w:val="18"/>
+              </w:rPr>
+              <w:t>Palpate the point of maximal impulse</w:t>
+            </w:r>
+            <w:r>
+              <w:rPr>
+                <w:b w:val="0"/>
+                <w:i w:val="0"/>
+                <w:sz w:val="18"/>
+              </w:rPr>
+              <w:t xml:space="preserve"> and document where it is: in a dilated heart it shifts laterally, even to the sixth intercostal space at the anterior axillary line. </w:t>
+            </w:r>
+            <w:r>
+              <w:rPr>
+                <w:b/>
+                <w:i w:val="0"/>
+                <w:sz w:val="18"/>
+              </w:rPr>
+              <w:t>Left lateral decubitus, bell at the apex</w:t>
+            </w:r>
+            <w:r>
+              <w:rPr>
+                <w:b w:val="0"/>
+                <w:i w:val="0"/>
+                <w:sz w:val="18"/>
+              </w:rPr>
+              <w:t xml:space="preserve"> for the S3. </w:t>
+            </w:r>
+            <w:r>
+              <w:rPr>
+                <w:b/>
+                <w:i w:val="0"/>
+                <w:sz w:val="18"/>
+              </w:rPr>
+              <w:t>Handgrip or squatting</w:t>
+            </w:r>
+            <w:r>
+              <w:rPr>
+                <w:b w:val="0"/>
+                <w:i w:val="0"/>
+                <w:sz w:val="18"/>
+              </w:rPr>
+              <w:t xml:space="preserve"> → the mitral regurgitation murmur gets LOUDER; </w:t>
+            </w:r>
+            <w:r>
+              <w:rPr>
+                <w:b/>
+                <w:i w:val="0"/>
+                <w:sz w:val="18"/>
+              </w:rPr>
+              <w:t>inspiration</w:t>
+            </w:r>
+            <w:r>
+              <w:rPr>
+                <w:b w:val="0"/>
+                <w:i w:val="0"/>
+                <w:sz w:val="18"/>
+              </w:rPr>
+              <w:t xml:space="preserve"> → the tricuspid murmur may get slightly louder. </w:t>
+            </w:r>
+            <w:r>
+              <w:rPr>
+                <w:b/>
+                <w:i w:val="0"/>
+                <w:sz w:val="18"/>
+              </w:rPr>
+              <w:t>Hepatojugular reflux</w:t>
+            </w:r>
+            <w:r>
+              <w:rPr>
+                <w:b w:val="0"/>
+                <w:i w:val="0"/>
+                <w:sz w:val="18"/>
+              </w:rPr>
+              <w:t>: firm pressure over the liver → the neck veins distend. Count an irregular pulse, note the pulse pressure, listen at the lung bases and check for pitting edema.</w:t>
+            </w:r>
+          </w:p>
+        </w:tc>
+        <w:tc>
+          <w:tcPr>
+            <w:tcW w:type="dxa" w:w="1818"/>
+          </w:tcPr>
+          <w:p>
+            <w:pPr>
+              <w:spacing w:after="40"/>
+            </w:pPr>
+            <w:r>
+              <w:rPr>
+                <w:sz w:val="18"/>
+              </w:rPr>
+            </w:r>
+            <w:r>
+              <w:rPr>
+                <w:b/>
+                <w:i w:val="0"/>
+                <w:sz w:val="18"/>
+              </w:rPr>
+              <w:t>Acute coronary syndrome</w:t>
+            </w:r>
+            <w:r>
+              <w:rPr>
+                <w:sz w:val="18"/>
+              </w:rPr>
+              <w:br/>
+            </w:r>
+            <w:r>
+              <w:rPr>
+                <w:b w:val="0"/>
+                <w:i w:val="0"/>
+                <w:sz w:val="18"/>
+              </w:rPr>
+              <w:t>Chest pain with ST changes and a rising troponin; dilated cardiomyopathy is by definition dysfunction WITHOUT severe occlusive coronary disease</w:t>
+            </w:r>
+            <w:r>
+              <w:rPr>
+                <w:b/>
+                <w:i w:val="0"/>
+                <w:sz w:val="18"/>
+              </w:rPr>
+              <w:t>Valvular heart disease (mitral regurgitation or aortic stenosis)</w:t>
+            </w:r>
+            <w:r>
+              <w:rPr>
+                <w:sz w:val="18"/>
+              </w:rPr>
+              <w:br/>
+            </w:r>
+            <w:r>
+              <w:rPr>
+                <w:b w:val="0"/>
+                <w:i w:val="0"/>
+                <w:sz w:val="18"/>
+              </w:rPr>
+              <w:t>The valve lesion is the cause and the ventricle has pressure or volume overload; in dilated cardiomyopathy the muscle fails first and the regurgitation follows as the ventricle stretches</w:t>
+            </w:r>
+            <w:r>
+              <w:rPr>
+                <w:b/>
+                <w:i w:val="0"/>
+                <w:sz w:val="18"/>
+              </w:rPr>
+              <w:t>Cardiac tamponade</w:t>
+            </w:r>
+            <w:r>
+              <w:rPr>
+                <w:sz w:val="18"/>
+              </w:rPr>
+              <w:br/>
+            </w:r>
+            <w:r>
+              <w:rPr>
+                <w:b w:val="0"/>
+                <w:i w:val="0"/>
+                <w:sz w:val="18"/>
+              </w:rPr>
+              <w:t>Beck triad, pulsus paradoxus and usually clear lungs; the echocardiogram shows an effusion with right ventricular diastolic collapse, not dilated, thin-walled chambers</w:t>
+            </w:r>
+          </w:p>
+        </w:tc>
+        <w:tc>
+          <w:tcPr>
+            <w:tcW w:type="dxa" w:w="1818"/>
+          </w:tcPr>
+          <w:p>
+            <w:pPr>
+              <w:spacing w:after="40"/>
+            </w:pPr>
+            <w:r>
+              <w:rPr>
+                <w:sz w:val="18"/>
+              </w:rPr>
+            </w:r>
+            <w:r>
+              <w:rPr>
+                <w:sz w:val="18"/>
+              </w:rPr>
+              <w:br/>
+            </w:r>
+            <w:r>
+              <w:rPr>
+                <w:b w:val="0"/>
+                <w:i w:val="0"/>
+                <w:sz w:val="18"/>
+              </w:rPr>
+              <w:t>Rules it IN</w:t>
+            </w:r>
+            <w:r>
+              <w:rPr>
+                <w:b/>
+                <w:i w:val="0"/>
+                <w:sz w:val="18"/>
+              </w:rPr>
+              <w:t>Echocardiogram</w:t>
+            </w:r>
+            <w:r>
+              <w:rPr>
+                <w:b w:val="0"/>
+                <w:i w:val="0"/>
+                <w:sz w:val="18"/>
+              </w:rPr>
+              <w:t xml:space="preserve"> → </w:t>
+            </w:r>
+            <w:r>
+              <w:rPr>
+                <w:b/>
+                <w:i w:val="0"/>
+                <w:sz w:val="18"/>
+              </w:rPr>
+              <w:t>dilated, thin walls</w:t>
+            </w:r>
+            <w:r>
+              <w:rPr>
+                <w:b w:val="0"/>
+                <w:i w:val="0"/>
+                <w:sz w:val="18"/>
+              </w:rPr>
+              <w:t xml:space="preserve"> (the prominent feature), an </w:t>
+            </w:r>
+            <w:r>
+              <w:rPr>
+                <w:b/>
+                <w:i w:val="0"/>
+                <w:sz w:val="18"/>
+              </w:rPr>
+              <w:t>ejection fraction under 40%</w:t>
+            </w:r>
+            <w:r>
+              <w:rPr>
+                <w:b w:val="0"/>
+                <w:i w:val="0"/>
+                <w:sz w:val="18"/>
+              </w:rPr>
+              <w:t xml:space="preserve">, hypokinetic chambers (all four may be dilated), mitral or tricuspid regurgitation, sometimes a thrombus. </w:t>
+            </w:r>
+            <w:r>
+              <w:rPr>
+                <w:b/>
+                <w:i w:val="0"/>
+                <w:sz w:val="18"/>
+              </w:rPr>
+              <w:t>Electrocardiogram</w:t>
+            </w:r>
+            <w:r>
+              <w:rPr>
+                <w:b w:val="0"/>
+                <w:i w:val="0"/>
+                <w:sz w:val="18"/>
+              </w:rPr>
+              <w:t xml:space="preserve"> → </w:t>
+            </w:r>
+            <w:r>
+              <w:rPr>
+                <w:b/>
+                <w:i w:val="0"/>
+                <w:sz w:val="18"/>
+              </w:rPr>
+              <w:t>usually abnormal</w:t>
+            </w:r>
+            <w:r>
+              <w:rPr>
+                <w:b w:val="0"/>
+                <w:i w:val="0"/>
+                <w:sz w:val="18"/>
+              </w:rPr>
+              <w:t xml:space="preserve">: left ventricular hypertrophy, atrial fibrillation, premature ventricular contractions or a conduction delay such as left bundle branch block. </w:t>
+            </w:r>
+            <w:r>
+              <w:rPr>
+                <w:b/>
+                <w:i w:val="0"/>
+                <w:sz w:val="18"/>
+              </w:rPr>
+              <w:t>Chest radiograph</w:t>
+            </w:r>
+            <w:r>
+              <w:rPr>
+                <w:b w:val="0"/>
+                <w:i w:val="0"/>
+                <w:sz w:val="18"/>
+              </w:rPr>
+              <w:t xml:space="preserve"> → cardiomegaly, pleural effusions, pulmonary edema, Kerley B lines. </w:t>
+            </w:r>
+            <w:r>
+              <w:rPr>
+                <w:b/>
+                <w:i w:val="0"/>
+                <w:sz w:val="18"/>
+              </w:rPr>
+              <w:t>B-type natriuretic peptide</w:t>
+            </w:r>
+            <w:r>
+              <w:rPr>
+                <w:b w:val="0"/>
+                <w:i w:val="0"/>
+                <w:sz w:val="18"/>
+              </w:rPr>
+              <w:t xml:space="preserve"> → elevated. Labs for a cause: complete blood count (anemia), metabolic panel, liver tests (alcohol, hemochromatosis), thyroid function; cardiac magnetic resonance imaging with gadolinium for inflammation, ischemia or infiltration.</w:t>
+            </w:r>
+            <w:r>
+              <w:rPr>
+                <w:sz w:val="18"/>
+              </w:rPr>
+              <w:br/>
+            </w:r>
+            <w:r>
+              <w:rPr>
+                <w:b w:val="0"/>
+                <w:i w:val="0"/>
+                <w:sz w:val="18"/>
+              </w:rPr>
+              <w:t>Rules the differentials OUT</w:t>
+            </w:r>
+            <w:r>
+              <w:rPr>
+                <w:b w:val="0"/>
+                <w:i w:val="0"/>
+                <w:sz w:val="18"/>
+              </w:rPr>
+              <w:t xml:space="preserve">A </w:t>
+            </w:r>
+            <w:r>
+              <w:rPr>
+                <w:b/>
+                <w:i w:val="0"/>
+                <w:sz w:val="18"/>
+              </w:rPr>
+              <w:t>normal electrocardiogram almost rules it out</w:t>
+            </w:r>
+            <w:r>
+              <w:rPr>
+                <w:b w:val="0"/>
+                <w:i w:val="0"/>
+                <w:sz w:val="18"/>
+              </w:rPr>
+              <w:t xml:space="preserve">, and a </w:t>
+            </w:r>
+            <w:r>
+              <w:rPr>
+                <w:b/>
+                <w:i w:val="0"/>
+                <w:sz w:val="18"/>
+              </w:rPr>
+              <w:t>B-type natriuretic peptide below 100 pg/mL</w:t>
+            </w:r>
+            <w:r>
+              <w:rPr>
+                <w:b w:val="0"/>
+                <w:i w:val="0"/>
+                <w:sz w:val="18"/>
+              </w:rPr>
+              <w:t xml:space="preserve"> excludes heart failure. ST changes with a rising troponin send you to acute coronary syndrome; a primary valve lesion on echocardiography makes the dilation secondary to the valve; a pericardial effusion with chamber collapse is tamponade.</w:t>
+            </w:r>
+          </w:p>
+        </w:tc>
+        <w:tc>
+          <w:tcPr>
+            <w:tcW w:type="dxa" w:w="1818"/>
+          </w:tcPr>
+          <w:p>
+            <w:pPr>
+              <w:spacing w:after="40"/>
+            </w:pPr>
+            <w:r>
+              <w:rPr>
+                <w:sz w:val="18"/>
+              </w:rPr>
+            </w:r>
+            <w:r>
+              <w:rPr>
+                <w:b/>
+                <w:i w:val="0"/>
+                <w:sz w:val="18"/>
+              </w:rPr>
+              <w:t>Cardiology referral</w:t>
+            </w:r>
+            <w:r>
+              <w:rPr>
+                <w:b w:val="0"/>
+                <w:i w:val="0"/>
+                <w:sz w:val="18"/>
+              </w:rPr>
+              <w:t xml:space="preserve"> to establish care, consider genetic testing and plan medicines or devices. Medicines: an angiotensin-converting enzyme inhibitor (lisinopril) or angiotensin receptor blocker (losartan), or sacubitril-valsartan; a </w:t>
+            </w:r>
+            <w:r>
+              <w:rPr>
+                <w:b/>
+                <w:i w:val="0"/>
+                <w:sz w:val="18"/>
+              </w:rPr>
+              <w:t>beta blocker</w:t>
+            </w:r>
+            <w:r>
+              <w:rPr>
+                <w:b w:val="0"/>
+                <w:i w:val="0"/>
+                <w:sz w:val="18"/>
+              </w:rPr>
+              <w:t xml:space="preserve"> (carvedilol, metoprolol succinate or bisoprolol); an aldosterone blocker (spironolactone); a diuretic (furosemide); nitrates; digoxin second line; antiarrhythmics; anticoagulants. Devices: a biventricular pacemaker for moderately severe left ventricular dysfunction, an </w:t>
+            </w:r>
+            <w:r>
+              <w:rPr>
+                <w:b/>
+                <w:i w:val="0"/>
+                <w:sz w:val="18"/>
+              </w:rPr>
+              <w:t>implantable cardioverter-defibrillator if the ejection fraction stays under 35%</w:t>
+            </w:r>
+            <w:r>
+              <w:rPr>
+                <w:b w:val="0"/>
+                <w:i w:val="0"/>
+                <w:sz w:val="18"/>
+              </w:rPr>
+              <w:t xml:space="preserve"> on maximum medical therapy, a left ventricular assist device as a bridge or destination therapy, and transplantation.</w:t>
+            </w:r>
+            <w:r>
+              <w:rPr>
+                <w:sz w:val="18"/>
+              </w:rPr>
+              <w:br/>
+            </w:r>
+            <w:r>
+              <w:rPr>
+                <w:b w:val="0"/>
+                <w:i w:val="0"/>
+                <w:sz w:val="18"/>
+              </w:rPr>
+              <w:t>URGENT — cardiology and an echocardiogram within days; emergency department now for breathlessness at rest, chest pain, fainting or a sustained racing heartbeat.</w:t>
+            </w:r>
+          </w:p>
+        </w:tc>
+        <w:tc>
+          <w:tcPr>
+            <w:tcW w:type="dxa" w:w="1818"/>
+          </w:tcPr>
+          <w:p>
+            <w:pPr>
+              <w:spacing w:after="40"/>
+            </w:pPr>
+            <w:r>
+              <w:rPr>
+                <w:sz w:val="18"/>
+              </w:rPr>
+            </w:r>
+            <w:r>
+              <w:rPr>
+                <w:b w:val="0"/>
+                <w:i w:val="0"/>
+                <w:sz w:val="18"/>
+              </w:rPr>
+              <w:t xml:space="preserve">Take every medicine and keep every follow-up: the outlook depends on how well the treatment works; overall about half die within 5 years of symptoms, from progression or a sudden arrhythmia. </w:t>
+            </w:r>
+            <w:r>
+              <w:rPr>
+                <w:b/>
+                <w:i w:val="0"/>
+                <w:sz w:val="18"/>
+              </w:rPr>
+              <w:t>Remove the cause</w:t>
+            </w:r>
+            <w:r>
+              <w:rPr>
+                <w:b w:val="0"/>
+                <w:i w:val="0"/>
+                <w:sz w:val="18"/>
+              </w:rPr>
+              <w:t xml:space="preserve"> if one is found: stop alcohol, correct a nutritional deficiency, avoid cardiotoxic drugs. </w:t>
+            </w:r>
+            <w:r>
+              <w:rPr>
+                <w:b/>
+                <w:i w:val="0"/>
+                <w:sz w:val="18"/>
+              </w:rPr>
+              <w:t>Sodium under 2 grams a day.</w:t>
+            </w:r>
+            <w:r>
+              <w:rPr>
+                <w:b w:val="0"/>
+                <w:i w:val="0"/>
+                <w:sz w:val="18"/>
+              </w:rPr>
+              <w:t xml:space="preserve"> Genetic counseling if it runs in the family. Call 911 for fainting, chest pain, breathlessness at rest or a racing heartbeat.</w:t>
+            </w:r>
+          </w:p>
+        </w:tc>
+      </w:tr>
+      <w:tr>
+        <w:tc>
+          <w:tcPr>
+            <w:tcW w:type="dxa" w:w="14544"/>
+            <w:gridSpan w:val="8"/>
+          </w:tcPr>
+          <w:p>
+            <w:pPr>
+              <w:jc w:val="center"/>
+            </w:pPr>
+            <w:r/>
+            <w:r>
+              <w:drawing>
+                <wp:inline xmlns:a="http://schemas.openxmlformats.org/drawingml/2006/main" xmlns:pic="http://schemas.openxmlformats.org/drawingml/2006/picture">
+                  <wp:extent cx="5852160" cy="2568448"/>
+                  <wp:docPr id="14" name="Picture 14"/>
+                  <wp:cNvGraphicFramePr>
+                    <a:graphicFrameLocks noChangeAspect="1"/>
+                  </wp:cNvGraphicFramePr>
+                  <a:graphic>
+                    <a:graphicData uri="http://schemas.openxmlformats.org/drawingml/2006/picture">
+                      <pic:pic>
+                        <pic:nvPicPr>
+                          <pic:cNvPr id="0" name="Physical_Diagnosis_2_Exam_1_pd2-cardiac-osce-chart-images_ecg-left-bundle-branch-block.jpg"/>
+                          <pic:cNvPicPr/>
+                        </pic:nvPicPr>
+                        <pic:blipFill>
+                          <a:blip r:embed="rId18"/>
+                          <a:stretch>
+                            <a:fillRect/>
+                          </a:stretch>
+                        </pic:blipFill>
+                        <pic:spPr>
+                          <a:xfrm>
+                            <a:off x="0" y="0"/>
+                            <a:ext cx="5852160" cy="2568448"/>
+                          </a:xfrm>
+                          <a:prstGeom prst="rect"/>
+                        </pic:spPr>
+                      </pic:pic>
+                    </a:graphicData>
+                  </a:graphic>
+                </wp:inline>
+              </w:drawing>
+            </w:r>
+          </w:p>
+          <w:p>
+            <w:pPr>
+              <w:spacing w:after="40"/>
+            </w:pPr>
+            <w:r>
+              <w:rPr>
+                <w:b w:val="0"/>
+                <w:i w:val="0"/>
+                <w:sz w:val="18"/>
+              </w:rPr>
+              <w:t>12-lead electrocardiogram</w:t>
+            </w:r>
+            <w:r>
+              <w:rPr>
+                <w:sz w:val="18"/>
+              </w:rPr>
+              <w:br/>
+            </w:r>
+            <w:r>
+              <w:rPr>
+                <w:b w:val="0"/>
+                <w:i w:val="0"/>
+                <w:sz w:val="18"/>
+              </w:rPr>
+              <w:t>Dilated cardiomyopathy</w:t>
+            </w:r>
+            <w:r>
+              <w:rPr>
+                <w:b/>
+                <w:i w:val="0"/>
+                <w:sz w:val="18"/>
+              </w:rPr>
+              <w:t>Left bundle branch block, one of the changes it can show</w:t>
+            </w:r>
+            <w:r>
+              <w:rPr>
+                <w:sz w:val="18"/>
+              </w:rPr>
+              <w:br/>
+            </w:r>
+            <w:r>
+              <w:rPr>
+                <w:b w:val="0"/>
+                <w:i w:val="0"/>
+                <w:sz w:val="18"/>
+              </w:rPr>
+              <w:t>The course’s left bundle branch block tracing: it shows the pattern, not a patient labeled with dilated cardiomyopathy. The QRS is wider than 0.12 seconds (3 small boxes), V1 starts with a negative deflection and V1 to V3 are wide and mainly negative, and the lateral leads (I, aVL, V5, V6) have broad upright R waves with no Q waves. In dilated cardiomyopathy the tracing is usually abnormal: left ventricular hypertrophy, atrial fibrillation, premature ventricular contractions or a conduction delay like this one; a normal tracing almost rules it out (Clinical Medicine and Surgery lecture 28, slide 37).</w:t>
+            </w:r>
+            <w:r>
+              <w:rPr>
+                <w:sz w:val="18"/>
+              </w:rPr>
+              <w:br/>
+            </w:r>
+            <w:r>
+              <w:rPr>
+                <w:b w:val="0"/>
+                <w:i w:val="0"/>
+                <w:sz w:val="18"/>
+              </w:rPr>
+              <w:t>Yellow boxes: V1 to V3, the wide, mainly negative complexes; I, aVL, V5 and V6, the broad R waves with no Q waves.</w:t>
+            </w:r>
+            <w:r>
+              <w:rPr>
+                <w:sz w:val="18"/>
+              </w:rPr>
+              <w:br/>
+            </w:r>
+            <w:r>
+              <w:rPr>
+                <w:b w:val="0"/>
+                <w:i w:val="0"/>
+                <w:sz w:val="18"/>
+              </w:rPr>
+              <w:t>Source: 14. EKG Axis, BBB.pptx, Slide 13; yellow boxes added</w:t>
             </w:r>
           </w:p>
         </w:tc>
@@ -14186,7 +15149,7 @@
               <w:drawing>
                 <wp:inline xmlns:a="http://schemas.openxmlformats.org/drawingml/2006/main" xmlns:pic="http://schemas.openxmlformats.org/drawingml/2006/picture">
                   <wp:extent cx="5852160" cy="2516429"/>
-                  <wp:docPr id="14" name="Picture 14"/>
+                  <wp:docPr id="15" name="Picture 15"/>
                   <wp:cNvGraphicFramePr>
                     <a:graphicFrameLocks noChangeAspect="1"/>
                   </wp:cNvGraphicFramePr>
@@ -14198,7 +15161,7 @@
                           <pic:cNvPicPr/>
                         </pic:nvPicPr>
                         <pic:blipFill>
-                          <a:blip r:embed="rId18"/>
+                          <a:blip r:embed="rId19"/>
                           <a:stretch>
                             <a:fillRect/>
                           </a:stretch>
@@ -14967,7 +15930,7 @@
               <w:drawing>
                 <wp:inline xmlns:a="http://schemas.openxmlformats.org/drawingml/2006/main" xmlns:pic="http://schemas.openxmlformats.org/drawingml/2006/picture">
                   <wp:extent cx="5176684" cy="3566160"/>
-                  <wp:docPr id="15" name="Picture 15"/>
+                  <wp:docPr id="16" name="Picture 16"/>
                   <wp:cNvGraphicFramePr>
                     <a:graphicFrameLocks noChangeAspect="1"/>
                   </wp:cNvGraphicFramePr>
@@ -15708,7 +16671,7 @@
               <w:drawing>
                 <wp:inline xmlns:a="http://schemas.openxmlformats.org/drawingml/2006/main" xmlns:pic="http://schemas.openxmlformats.org/drawingml/2006/picture">
                   <wp:extent cx="5852160" cy="3062630"/>
-                  <wp:docPr id="16" name="Picture 16"/>
+                  <wp:docPr id="17" name="Picture 17"/>
                   <wp:cNvGraphicFramePr>
                     <a:graphicFrameLocks noChangeAspect="1"/>
                   </wp:cNvGraphicFramePr>
@@ -15720,7 +16683,7 @@
                           <pic:cNvPicPr/>
                         </pic:nvPicPr>
                         <pic:blipFill>
-                          <a:blip r:embed="rId19"/>
+                          <a:blip r:embed="rId20"/>
                           <a:stretch>
                             <a:fillRect/>
                           </a:stretch>
@@ -16433,7 +17396,7 @@
               <w:drawing>
                 <wp:inline xmlns:a="http://schemas.openxmlformats.org/drawingml/2006/main" xmlns:pic="http://schemas.openxmlformats.org/drawingml/2006/picture">
                   <wp:extent cx="5852160" cy="3069133"/>
-                  <wp:docPr id="17" name="Picture 17"/>
+                  <wp:docPr id="18" name="Picture 18"/>
                   <wp:cNvGraphicFramePr>
                     <a:graphicFrameLocks noChangeAspect="1"/>
                   </wp:cNvGraphicFramePr>
@@ -16445,7 +17408,7 @@
                           <pic:cNvPicPr/>
                         </pic:nvPicPr>
                         <pic:blipFill>
-                          <a:blip r:embed="rId20"/>
+                          <a:blip r:embed="rId21"/>
                           <a:stretch>
                             <a:fillRect/>
                           </a:stretch>
@@ -17270,7 +18233,7 @@
               <w:drawing>
                 <wp:inline xmlns:a="http://schemas.openxmlformats.org/drawingml/2006/main" xmlns:pic="http://schemas.openxmlformats.org/drawingml/2006/picture">
                   <wp:extent cx="5852160" cy="1703629"/>
-                  <wp:docPr id="18" name="Picture 18"/>
+                  <wp:docPr id="19" name="Picture 19"/>
                   <wp:cNvGraphicFramePr>
                     <a:graphicFrameLocks noChangeAspect="1"/>
                   </wp:cNvGraphicFramePr>
